--- a/WebContent/docx/HRR45_HRDscore基因检测报告-简单版.docx
+++ b/WebContent/docx/HRR45_HRDscore基因检测报告-简单版.docx
@@ -10,15 +10,15 @@
           <w:sz w:val="20"/>
         </w:rPr>
       </w:pPr>
-      <w:bookmarkStart w:id="0" w:name="_Toc24178_WPSOffice_Level1"/>
+      <w:bookmarkStart w:id="0" w:name="_Toc105081892"/>
       <w:bookmarkStart w:id="1" w:name="_Toc32054"/>
-      <w:bookmarkStart w:id="2" w:name="_Toc30143_WPSOffice_Level1"/>
-      <w:bookmarkStart w:id="3" w:name="_Toc21669"/>
-      <w:bookmarkStart w:id="4" w:name="_Toc105081892"/>
-      <w:bookmarkStart w:id="5" w:name="_Toc13806"/>
+      <w:bookmarkStart w:id="2" w:name="_Toc21669"/>
+      <w:bookmarkStart w:id="3" w:name="_Toc27500"/>
+      <w:bookmarkStart w:id="4" w:name="_Toc24178_WPSOffice_Level1"/>
+      <w:bookmarkStart w:id="5" w:name="_Toc30143_WPSOffice_Level1"/>
       <w:bookmarkStart w:id="6" w:name="_Toc21009_WPSOffice_Level1"/>
-      <w:bookmarkStart w:id="7" w:name="_Toc27500"/>
-      <w:bookmarkStart w:id="8" w:name="_Toc24397"/>
+      <w:bookmarkStart w:id="7" w:name="_Toc24397"/>
+      <w:bookmarkStart w:id="8" w:name="_Toc13806"/>
       <w:r>
         <w:rPr>
           <w:rFonts w:hint="eastAsia" w:ascii="Times New Roman" w:hAnsi="Times New Roman" w:eastAsia="微软雅黑" w:cs="Times New Roman"/>
@@ -818,13 +818,13 @@
         </w:rPr>
       </w:pPr>
       <w:bookmarkStart w:id="10" w:name="_Toc4088"/>
-      <w:bookmarkStart w:id="11" w:name="_Toc23369_WPSOffice_Level1"/>
-      <w:bookmarkStart w:id="12" w:name="_Toc1410"/>
-      <w:bookmarkStart w:id="13" w:name="_Toc3871"/>
-      <w:bookmarkStart w:id="14" w:name="_Toc25920"/>
-      <w:bookmarkStart w:id="15" w:name="_Toc105081895"/>
+      <w:bookmarkStart w:id="11" w:name="_Toc1410"/>
+      <w:bookmarkStart w:id="12" w:name="_Toc105081895"/>
+      <w:bookmarkStart w:id="13" w:name="_Toc6221_WPSOffice_Level1"/>
+      <w:bookmarkStart w:id="14" w:name="_Toc23369_WPSOffice_Level1"/>
+      <w:bookmarkStart w:id="15" w:name="_Toc25920"/>
       <w:bookmarkStart w:id="16" w:name="_Toc18058"/>
-      <w:bookmarkStart w:id="17" w:name="_Toc6221_WPSOffice_Level1"/>
+      <w:bookmarkStart w:id="17" w:name="_Toc3871"/>
       <w:bookmarkStart w:id="18" w:name="_Toc534807930"/>
       <w:bookmarkStart w:id="19" w:name="_Toc3823"/>
       <w:r>
@@ -1035,6 +1035,7 @@
             <w:insideH w:val="none" w:color="auto" w:sz="0" w:space="0"/>
             <w:insideV w:val="none" w:color="auto" w:sz="0" w:space="0"/>
           </w:tblBorders>
+          <w:shd w:val="clear" w:color="auto" w:fill="auto"/>
           <w:tblCellMar>
             <w:top w:w="0" w:type="dxa"/>
             <w:left w:w="0" w:type="dxa"/>
@@ -1149,6 +1150,7 @@
             <w:insideH w:val="none" w:color="auto" w:sz="0" w:space="0"/>
             <w:insideV w:val="none" w:color="auto" w:sz="0" w:space="0"/>
           </w:tblBorders>
+          <w:shd w:val="clear" w:color="auto" w:fill="auto"/>
           <w:tblCellMar>
             <w:top w:w="0" w:type="dxa"/>
             <w:left w:w="0" w:type="dxa"/>
@@ -1445,6 +1447,7 @@
             <w:insideH w:val="none" w:color="auto" w:sz="0" w:space="0"/>
             <w:insideV w:val="none" w:color="auto" w:sz="0" w:space="0"/>
           </w:tblBorders>
+          <w:shd w:val="clear" w:color="auto" w:fill="auto"/>
           <w:tblCellMar>
             <w:top w:w="0" w:type="dxa"/>
             <w:left w:w="0" w:type="dxa"/>
@@ -1571,6 +1574,7 @@
             <w:insideH w:val="none" w:color="auto" w:sz="0" w:space="0"/>
             <w:insideV w:val="none" w:color="auto" w:sz="0" w:space="0"/>
           </w:tblBorders>
+          <w:shd w:val="clear" w:color="auto" w:fill="auto"/>
           <w:tblCellMar>
             <w:top w:w="0" w:type="dxa"/>
             <w:left w:w="0" w:type="dxa"/>
@@ -1815,6 +1819,7 @@
                 <w:szCs w:val="21"/>
               </w:rPr>
             </w:pPr>
+            <w:bookmarkStart w:id="33" w:name="_GoBack"/>
             <w:r>
               <w:rPr>
                 <w:rFonts w:hint="default" w:ascii="Times New Roman" w:hAnsi="Times New Roman" w:eastAsia="微软雅黑" w:cs="Times New Roman"/>
@@ -2165,7 +2170,37 @@
                 <w:szCs w:val="21"/>
                 <w:lang w:eastAsia="zh-CN"/>
               </w:rPr>
-              <w:t>{% if it.ori_variantList == [] %}未检测到与用药相关突变{%else%}{% for i in it.ori_variantList %}{%if loop.last%}{{ i }}{%else%}{{ i }}</w:t>
+              <w:t>{% if it.ori_variantList == [] %}未检测到与用药相关突变{%else%}{% for i in it.ori_variantList %}{%if loop.last%}</w:t>
+            </w:r>
+            <w:r>
+              <w:rPr>
+                <w:rFonts w:hint="default" w:ascii="Times New Roman" w:hAnsi="Times New Roman" w:eastAsia="微软雅黑" w:cs="Times New Roman"/>
+                <w:color w:val="FF0000"/>
+                <w:sz w:val="21"/>
+                <w:szCs w:val="21"/>
+                <w:lang w:eastAsia="zh-CN"/>
+              </w:rPr>
+              <w:t>{{ i }}</w:t>
+            </w:r>
+            <w:r>
+              <w:rPr>
+                <w:rFonts w:hint="default" w:ascii="Times New Roman" w:hAnsi="Times New Roman" w:eastAsia="微软雅黑" w:cs="Times New Roman"/>
+                <w:color w:val="262626"/>
+                <w:sz w:val="21"/>
+                <w:szCs w:val="21"/>
+                <w:lang w:eastAsia="zh-CN"/>
+              </w:rPr>
+              <w:t>{%else%}</w:t>
+            </w:r>
+            <w:r>
+              <w:rPr>
+                <w:rFonts w:hint="default" w:ascii="Times New Roman" w:hAnsi="Times New Roman" w:eastAsia="微软雅黑" w:cs="Times New Roman"/>
+                <w:color w:val="FF0000"/>
+                <w:sz w:val="21"/>
+                <w:szCs w:val="21"/>
+                <w:lang w:eastAsia="zh-CN"/>
+              </w:rPr>
+              <w:t>{{ i }}</w:t>
             </w:r>
           </w:p>
           <w:p>
@@ -2224,7 +2259,37 @@
                 <w:szCs w:val="21"/>
                 <w:lang w:eastAsia="zh-CN"/>
               </w:rPr>
-              <w:t>{% if it.mutFreqList == [] %}-{%else%}{% for i in it.mutFreqList %}{%if loop.last%}{{ i }}{%else%}{{ i }}</w:t>
+              <w:t>{% if it.mutFreqList == [] %}-{%else%}{% for i in it.mutFreqList %}{%if loop.last%}</w:t>
+            </w:r>
+            <w:r>
+              <w:rPr>
+                <w:rFonts w:hint="default" w:ascii="Times New Roman" w:hAnsi="Times New Roman" w:eastAsia="微软雅黑" w:cs="Times New Roman"/>
+                <w:color w:val="FF0000"/>
+                <w:sz w:val="21"/>
+                <w:szCs w:val="21"/>
+                <w:lang w:eastAsia="zh-CN"/>
+              </w:rPr>
+              <w:t>{{ i }}</w:t>
+            </w:r>
+            <w:r>
+              <w:rPr>
+                <w:rFonts w:hint="default" w:ascii="Times New Roman" w:hAnsi="Times New Roman" w:eastAsia="微软雅黑" w:cs="Times New Roman"/>
+                <w:color w:val="262626"/>
+                <w:sz w:val="21"/>
+                <w:szCs w:val="21"/>
+                <w:lang w:eastAsia="zh-CN"/>
+              </w:rPr>
+              <w:t>{%else%}</w:t>
+            </w:r>
+            <w:r>
+              <w:rPr>
+                <w:rFonts w:hint="default" w:ascii="Times New Roman" w:hAnsi="Times New Roman" w:eastAsia="微软雅黑" w:cs="Times New Roman"/>
+                <w:color w:val="FF0000"/>
+                <w:sz w:val="21"/>
+                <w:szCs w:val="21"/>
+                <w:lang w:eastAsia="zh-CN"/>
+              </w:rPr>
+              <w:t>{{ i }}</w:t>
             </w:r>
           </w:p>
           <w:p>
@@ -2306,6 +2371,7 @@
           </w:p>
         </w:tc>
       </w:tr>
+      <w:bookmarkEnd w:id="33"/>
     </w:tbl>
     <w:p>
       <w:pPr>
@@ -2904,16 +2970,16 @@
           <w:lang w:val="en-US" w:eastAsia="zh-CN"/>
         </w:rPr>
       </w:pPr>
-      <w:bookmarkStart w:id="21" w:name="_Toc149837258"/>
+      <w:bookmarkStart w:id="21" w:name="_Toc30265"/>
       <w:bookmarkStart w:id="22" w:name="_Toc11015_WPSOffice_Level2"/>
       <w:bookmarkStart w:id="23" w:name="_Toc105081898"/>
       <w:bookmarkStart w:id="24" w:name="_Toc23434"/>
-      <w:bookmarkStart w:id="25" w:name="_Toc18062_WPSOffice_Level2"/>
-      <w:bookmarkStart w:id="26" w:name="_Toc30265"/>
-      <w:bookmarkStart w:id="27" w:name="_Toc23375"/>
-      <w:bookmarkStart w:id="28" w:name="_Toc24979"/>
-      <w:bookmarkStart w:id="29" w:name="_Toc22976"/>
-      <w:bookmarkStart w:id="30" w:name="_Toc9088"/>
+      <w:bookmarkStart w:id="25" w:name="_Toc23375"/>
+      <w:bookmarkStart w:id="26" w:name="_Toc24979"/>
+      <w:bookmarkStart w:id="27" w:name="_Toc22976"/>
+      <w:bookmarkStart w:id="28" w:name="_Toc9088"/>
+      <w:bookmarkStart w:id="29" w:name="_Toc18062_WPSOffice_Level2"/>
+      <w:bookmarkStart w:id="30" w:name="_Toc149837258"/>
       <w:r>
         <w:rPr>
           <w:rFonts w:hint="eastAsia" w:ascii="微软雅黑" w:hAnsi="微软雅黑" w:cs="Times New Roman"/>
@@ -8248,8 +8314,6 @@
           <w:szCs w:val="15"/>
         </w:rPr>
       </w:pPr>
-      <w:bookmarkStart w:id="33" w:name="_GoBack"/>
-      <w:bookmarkEnd w:id="33"/>
     </w:p>
     <w:sectPr>
       <w:footerReference r:id="rId3" w:type="default"/>

--- a/WebContent/docx/HRR45_HRDscore基因检测报告-简单版.docx
+++ b/WebContent/docx/HRR45_HRDscore基因检测报告-简单版.docx
@@ -11,14 +11,14 @@
         </w:rPr>
       </w:pPr>
       <w:bookmarkStart w:id="0" w:name="_Toc105081892"/>
-      <w:bookmarkStart w:id="1" w:name="_Toc32054"/>
-      <w:bookmarkStart w:id="2" w:name="_Toc21669"/>
-      <w:bookmarkStart w:id="3" w:name="_Toc27500"/>
-      <w:bookmarkStart w:id="4" w:name="_Toc24178_WPSOffice_Level1"/>
-      <w:bookmarkStart w:id="5" w:name="_Toc30143_WPSOffice_Level1"/>
-      <w:bookmarkStart w:id="6" w:name="_Toc21009_WPSOffice_Level1"/>
-      <w:bookmarkStart w:id="7" w:name="_Toc24397"/>
-      <w:bookmarkStart w:id="8" w:name="_Toc13806"/>
+      <w:bookmarkStart w:id="1" w:name="_Toc24397"/>
+      <w:bookmarkStart w:id="2" w:name="_Toc13806"/>
+      <w:bookmarkStart w:id="3" w:name="_Toc24178_WPSOffice_Level1"/>
+      <w:bookmarkStart w:id="4" w:name="_Toc27500"/>
+      <w:bookmarkStart w:id="5" w:name="_Toc32054"/>
+      <w:bookmarkStart w:id="6" w:name="_Toc30143_WPSOffice_Level1"/>
+      <w:bookmarkStart w:id="7" w:name="_Toc21009_WPSOffice_Level1"/>
+      <w:bookmarkStart w:id="8" w:name="_Toc21669"/>
       <w:r>
         <w:rPr>
           <w:rFonts w:hint="eastAsia" w:ascii="Times New Roman" w:hAnsi="Times New Roman" w:eastAsia="微软雅黑" w:cs="Times New Roman"/>
@@ -333,7 +333,7 @@
               <w:adjustRightInd w:val="0"/>
               <w:snapToGrid w:val="0"/>
               <w:rPr>
-                <w:rFonts w:hint="default" w:eastAsia="微软雅黑"/>
+                <w:rFonts w:hint="eastAsia" w:eastAsia="微软雅黑"/>
                 <w:lang w:val="en-US" w:eastAsia="zh-CN"/>
               </w:rPr>
             </w:pPr>
@@ -361,6 +361,33 @@
                 <w:sz w:val="20"/>
               </w:rPr>
               <w:t>+HRD基因检测</w:t>
+            </w:r>
+            <w:r>
+              <w:rPr>
+                <w:rFonts w:hint="eastAsia" w:ascii="微软雅黑" w:hAnsi="微软雅黑" w:eastAsia="微软雅黑" w:cs="Times New Roman"/>
+                <w:color w:val="262626"/>
+                <w:sz w:val="20"/>
+                <w:lang w:eastAsia="zh-CN"/>
+              </w:rPr>
+              <w:t>（</w:t>
+            </w:r>
+            <w:r>
+              <w:rPr>
+                <w:rFonts w:hint="eastAsia" w:ascii="微软雅黑" w:hAnsi="微软雅黑" w:eastAsia="微软雅黑" w:cs="Times New Roman"/>
+                <w:color w:val="262626"/>
+                <w:sz w:val="20"/>
+                <w:lang w:val="en-US" w:eastAsia="zh-CN"/>
+              </w:rPr>
+              <w:t>组织</w:t>
+            </w:r>
+            <w:r>
+              <w:rPr>
+                <w:rFonts w:hint="eastAsia" w:ascii="微软雅黑" w:hAnsi="微软雅黑" w:eastAsia="微软雅黑" w:cs="Times New Roman"/>
+                <w:color w:val="262626"/>
+                <w:sz w:val="20"/>
+                <w:lang w:eastAsia="zh-CN"/>
+              </w:rPr>
+              <w:t>）</w:t>
             </w:r>
           </w:p>
         </w:tc>
@@ -404,8 +431,8 @@
               <w:adjustRightInd w:val="0"/>
               <w:snapToGrid w:val="0"/>
               <w:rPr>
-                <w:rFonts w:hint="default"/>
-                <w:lang w:val="en-US"/>
+                <w:rFonts w:hint="eastAsia" w:eastAsia="微软雅黑"/>
+                <w:lang w:val="en-US" w:eastAsia="zh-CN"/>
               </w:rPr>
             </w:pPr>
             <w:r>
@@ -423,6 +450,15 @@
                 <w:sz w:val="20"/>
               </w:rPr>
               <w:t>：{{ age }}</w:t>
+            </w:r>
+            <w:r>
+              <w:rPr>
+                <w:rFonts w:hint="eastAsia" w:ascii="微软雅黑" w:hAnsi="微软雅黑" w:eastAsia="微软雅黑" w:cs="Malgun Gothic Semilight"/>
+                <w:color w:val="262626"/>
+                <w:sz w:val="20"/>
+                <w:lang w:val="en-US" w:eastAsia="zh-CN"/>
+              </w:rPr>
+              <w:t>岁</w:t>
             </w:r>
           </w:p>
         </w:tc>
@@ -817,14 +853,14 @@
           <w:szCs w:val="44"/>
         </w:rPr>
       </w:pPr>
-      <w:bookmarkStart w:id="10" w:name="_Toc4088"/>
-      <w:bookmarkStart w:id="11" w:name="_Toc1410"/>
+      <w:bookmarkStart w:id="10" w:name="_Toc1410"/>
+      <w:bookmarkStart w:id="11" w:name="_Toc18058"/>
       <w:bookmarkStart w:id="12" w:name="_Toc105081895"/>
-      <w:bookmarkStart w:id="13" w:name="_Toc6221_WPSOffice_Level1"/>
+      <w:bookmarkStart w:id="13" w:name="_Toc4088"/>
       <w:bookmarkStart w:id="14" w:name="_Toc23369_WPSOffice_Level1"/>
-      <w:bookmarkStart w:id="15" w:name="_Toc25920"/>
-      <w:bookmarkStart w:id="16" w:name="_Toc18058"/>
-      <w:bookmarkStart w:id="17" w:name="_Toc3871"/>
+      <w:bookmarkStart w:id="15" w:name="_Toc6221_WPSOffice_Level1"/>
+      <w:bookmarkStart w:id="16" w:name="_Toc3871"/>
+      <w:bookmarkStart w:id="17" w:name="_Toc25920"/>
       <w:bookmarkStart w:id="18" w:name="_Toc534807930"/>
       <w:bookmarkStart w:id="19" w:name="_Toc3823"/>
       <w:r>
@@ -1819,7 +1855,6 @@
                 <w:szCs w:val="21"/>
               </w:rPr>
             </w:pPr>
-            <w:bookmarkStart w:id="33" w:name="_GoBack"/>
             <w:r>
               <w:rPr>
                 <w:rFonts w:hint="default" w:ascii="Times New Roman" w:hAnsi="Times New Roman" w:eastAsia="微软雅黑" w:cs="Times New Roman"/>
@@ -2371,7 +2406,6 @@
           </w:p>
         </w:tc>
       </w:tr>
-      <w:bookmarkEnd w:id="33"/>
     </w:tbl>
     <w:p>
       <w:pPr>
@@ -2970,16 +3004,16 @@
           <w:lang w:val="en-US" w:eastAsia="zh-CN"/>
         </w:rPr>
       </w:pPr>
-      <w:bookmarkStart w:id="21" w:name="_Toc30265"/>
-      <w:bookmarkStart w:id="22" w:name="_Toc11015_WPSOffice_Level2"/>
-      <w:bookmarkStart w:id="23" w:name="_Toc105081898"/>
-      <w:bookmarkStart w:id="24" w:name="_Toc23434"/>
-      <w:bookmarkStart w:id="25" w:name="_Toc23375"/>
-      <w:bookmarkStart w:id="26" w:name="_Toc24979"/>
-      <w:bookmarkStart w:id="27" w:name="_Toc22976"/>
-      <w:bookmarkStart w:id="28" w:name="_Toc9088"/>
-      <w:bookmarkStart w:id="29" w:name="_Toc18062_WPSOffice_Level2"/>
-      <w:bookmarkStart w:id="30" w:name="_Toc149837258"/>
+      <w:bookmarkStart w:id="21" w:name="_Toc149837258"/>
+      <w:bookmarkStart w:id="22" w:name="_Toc24979"/>
+      <w:bookmarkStart w:id="23" w:name="_Toc9088"/>
+      <w:bookmarkStart w:id="24" w:name="_Toc18062_WPSOffice_Level2"/>
+      <w:bookmarkStart w:id="25" w:name="_Toc22976"/>
+      <w:bookmarkStart w:id="26" w:name="_Toc105081898"/>
+      <w:bookmarkStart w:id="27" w:name="_Toc11015_WPSOffice_Level2"/>
+      <w:bookmarkStart w:id="28" w:name="_Toc23434"/>
+      <w:bookmarkStart w:id="29" w:name="_Toc30265"/>
+      <w:bookmarkStart w:id="30" w:name="_Toc23375"/>
       <w:r>
         <w:rPr>
           <w:rFonts w:hint="eastAsia" w:ascii="微软雅黑" w:hAnsi="微软雅黑" w:cs="Times New Roman"/>
@@ -7995,9 +8029,23 @@
     </w:tbl>
     <w:p>
       <w:pPr>
-        <w:spacing w:before="188" w:line="252" w:lineRule="auto"/>
-        <w:ind w:right="213"/>
+        <w:keepNext w:val="0"/>
+        <w:keepLines w:val="0"/>
+        <w:pageBreakBefore w:val="0"/>
+        <w:widowControl w:val="0"/>
+        <w:kinsoku/>
+        <w:wordWrap/>
+        <w:overflowPunct/>
+        <w:topLinePunct w:val="0"/>
+        <w:autoSpaceDE/>
+        <w:autoSpaceDN/>
+        <w:bidi w:val="0"/>
+        <w:adjustRightInd/>
+        <w:snapToGrid/>
+        <w:spacing w:before="60" w:line="252" w:lineRule="auto"/>
+        <w:ind w:right="215"/>
         <w:jc w:val="both"/>
+        <w:textAlignment w:val="auto"/>
         <w:rPr>
           <w:rFonts w:ascii="Times New Roman" w:hAnsi="Times New Roman" w:eastAsia="微软雅黑" w:cs="Times New Roman"/>
           <w:sz w:val="21"/>
@@ -8007,131 +8055,60 @@
       </w:pPr>
       <w:r>
         <w:rPr>
-          <w:sz w:val="28"/>
+          <w:rFonts w:hint="eastAsia" w:ascii="Times New Roman" w:hAnsi="Times New Roman" w:eastAsia="微软雅黑" w:cs="Times New Roman"/>
+          <w:sz w:val="24"/>
+          <w:szCs w:val="24"/>
+          <w:lang w:eastAsia="zh-CN"/>
         </w:rPr>
-        <mc:AlternateContent>
-          <mc:Choice Requires="wpg">
-            <w:drawing>
-              <wp:anchor distT="0" distB="0" distL="114300" distR="114300" simplePos="0" relativeHeight="251659264" behindDoc="0" locked="0" layoutInCell="1" allowOverlap="1">
-                <wp:simplePos x="0" y="0"/>
-                <wp:positionH relativeFrom="column">
-                  <wp:posOffset>575310</wp:posOffset>
-                </wp:positionH>
-                <wp:positionV relativeFrom="paragraph">
-                  <wp:posOffset>241935</wp:posOffset>
-                </wp:positionV>
-                <wp:extent cx="3068955" cy="426085"/>
-                <wp:effectExtent l="0" t="0" r="9525" b="635"/>
-                <wp:wrapNone/>
-                <wp:docPr id="2" name="组合 2"/>
-                <wp:cNvGraphicFramePr/>
-                <a:graphic xmlns:a="http://schemas.openxmlformats.org/drawingml/2006/main">
-                  <a:graphicData uri="http://schemas.microsoft.com/office/word/2010/wordprocessingGroup">
-                    <wpg:wgp>
-                      <wpg:cNvGrpSpPr/>
-                      <wpg:grpSpPr>
-                        <a:xfrm>
-                          <a:off x="0" y="0"/>
-                          <a:ext cx="3068955" cy="426085"/>
-                          <a:chOff x="5014" y="183495"/>
-                          <a:chExt cx="4833" cy="671"/>
-                        </a:xfrm>
-                      </wpg:grpSpPr>
-                      <pic:pic xmlns:pic="http://schemas.openxmlformats.org/drawingml/2006/picture">
-                        <pic:nvPicPr>
-                          <pic:cNvPr id="9" name="_x0000_s2450" descr="林俊雯 签名1"/>
-                          <pic:cNvPicPr>
-                            <a:picLocks noChangeAspect="1"/>
-                          </pic:cNvPicPr>
-                        </pic:nvPicPr>
-                        <pic:blipFill>
-                          <a:blip r:embed="rId5">
-                            <a:clrChange>
-                              <a:clrFrom>
-                                <a:srgbClr val="FFFFFF"/>
-                              </a:clrFrom>
-                              <a:clrTo>
-                                <a:srgbClr val="FFFFFF">
-                                  <a:alpha val="0"/>
-                                </a:srgbClr>
-                              </a:clrTo>
-                            </a:clrChange>
-                          </a:blip>
-                          <a:stretch>
-                            <a:fillRect/>
-                          </a:stretch>
-                        </pic:blipFill>
-                        <pic:spPr>
-                          <a:xfrm>
-                            <a:off x="5014" y="183495"/>
-                            <a:ext cx="1432" cy="636"/>
-                          </a:xfrm>
-                          <a:prstGeom prst="rect">
-                            <a:avLst/>
-                          </a:prstGeom>
-                        </pic:spPr>
-                      </pic:pic>
-                      <pic:pic xmlns:pic="http://schemas.openxmlformats.org/drawingml/2006/picture">
-                        <pic:nvPicPr>
-                          <pic:cNvPr id="10" name="_x0000_s2449" descr="杜景光  签名1"/>
-                          <pic:cNvPicPr>
-                            <a:picLocks noChangeAspect="1"/>
-                          </pic:cNvPicPr>
-                        </pic:nvPicPr>
-                        <pic:blipFill>
-                          <a:blip r:embed="rId6">
-                            <a:clrChange>
-                              <a:clrFrom>
-                                <a:srgbClr val="FDFDFD"/>
-                              </a:clrFrom>
-                              <a:clrTo>
-                                <a:srgbClr val="FDFDFD">
-                                  <a:alpha val="0"/>
-                                </a:srgbClr>
-                              </a:clrTo>
-                            </a:clrChange>
-                          </a:blip>
-                          <a:stretch>
-                            <a:fillRect/>
-                          </a:stretch>
-                        </pic:blipFill>
-                        <pic:spPr>
-                          <a:xfrm>
-                            <a:off x="8333" y="183506"/>
-                            <a:ext cx="1515" cy="661"/>
-                          </a:xfrm>
-                          <a:prstGeom prst="rect">
-                            <a:avLst/>
-                          </a:prstGeom>
-                        </pic:spPr>
-                      </pic:pic>
-                    </wpg:wgp>
-                  </a:graphicData>
-                </a:graphic>
-              </wp:anchor>
-            </w:drawing>
-          </mc:Choice>
-          <mc:Fallback>
-            <w:pict>
-              <v:group id="_x0000_s1026" o:spid="_x0000_s1026" o:spt="203" style="position:absolute;left:0pt;margin-left:45.3pt;margin-top:19.05pt;height:33.55pt;width:241.65pt;z-index:251659264;mso-width-relative:page;mso-height-relative:page;" coordorigin="5014,183495" coordsize="4833,671" o:gfxdata="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">
-                <o:lock v:ext="edit" aspectratio="f"/>
-                <v:shape id="_x0000_s2450" o:spid="_x0000_s1026" o:spt="75" alt="林俊雯 签名1" type="#_x0000_t75" style="position:absolute;left:5014;top:183495;height:636;width:1432;" filled="f" o:preferrelative="t" stroked="f" coordsize="21600,21600" o:gfxdata="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">
-                  <v:fill on="f" focussize="0,0"/>
-                  <v:stroke on="f"/>
-                  <v:imagedata r:id="rId5" chromakey="#FFFFFF" o:title=""/>
-                  <o:lock v:ext="edit" aspectratio="t"/>
-                </v:shape>
-                <v:shape id="_x0000_s2449" o:spid="_x0000_s1026" o:spt="75" alt="杜景光  签名1" type="#_x0000_t75" style="position:absolute;left:8333;top:183506;height:661;width:1515;" filled="f" o:preferrelative="t" stroked="f" coordsize="21600,21600" o:gfxdata="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">
-                  <v:fill on="f" focussize="0,0"/>
-                  <v:stroke on="f"/>
-                  <v:imagedata r:id="rId6" chromakey="#FDFDFD" o:title=""/>
-                  <o:lock v:ext="edit" aspectratio="t"/>
-                </v:shape>
-              </v:group>
-            </w:pict>
-          </mc:Fallback>
-        </mc:AlternateContent>
+        <w:t xml:space="preserve">{% if testedby == </w:t>
       </w:r>
+      <w:r>
+        <w:rPr>
+          <w:rFonts w:ascii="Times New Roman" w:hAnsi="Times New Roman" w:eastAsia="微软雅黑" w:cs="Times New Roman"/>
+          <w:sz w:val="24"/>
+          <w:szCs w:val="24"/>
+          <w:lang w:eastAsia="zh-CN"/>
+        </w:rPr>
+        <w:t>“</w:t>
+      </w:r>
+      <w:r>
+        <w:rPr>
+          <w:rFonts w:hint="eastAsia" w:ascii="Times New Roman" w:hAnsi="Times New Roman" w:eastAsia="微软雅黑" w:cs="Times New Roman"/>
+          <w:sz w:val="24"/>
+          <w:szCs w:val="24"/>
+          <w:lang w:eastAsia="zh-CN"/>
+        </w:rPr>
+        <w:t>1</w:t>
+      </w:r>
+      <w:r>
+        <w:rPr>
+          <w:rFonts w:ascii="Times New Roman" w:hAnsi="Times New Roman" w:eastAsia="微软雅黑" w:cs="Times New Roman"/>
+          <w:sz w:val="24"/>
+          <w:szCs w:val="24"/>
+          <w:lang w:eastAsia="zh-CN"/>
+        </w:rPr>
+        <w:t>”</w:t>
+      </w:r>
+      <w:r>
+        <w:rPr>
+          <w:rFonts w:hint="eastAsia" w:ascii="Times New Roman" w:hAnsi="Times New Roman" w:eastAsia="微软雅黑" w:cs="Times New Roman"/>
+          <w:sz w:val="24"/>
+          <w:szCs w:val="24"/>
+          <w:lang w:eastAsia="zh-CN"/>
+        </w:rPr>
+        <w:t xml:space="preserve"> %}</w:t>
+      </w:r>
+    </w:p>
+    <w:p>
+      <w:pPr>
+        <w:widowControl/>
+        <w:rPr>
+          <w:rFonts w:ascii="Times New Roman" w:hAnsi="Times New Roman" w:eastAsia="微软雅黑" w:cs="Times New Roman"/>
+          <w:sz w:val="21"/>
+          <w:szCs w:val="21"/>
+          <w:lang w:eastAsia="zh-CN"/>
+        </w:rPr>
+      </w:pPr>
     </w:p>
     <w:bookmarkEnd w:id="19"/>
     <w:tbl>
@@ -8212,6 +8189,140 @@
               </w:rPr>
               <w:t>检测者：</w:t>
             </w:r>
+            <w:r>
+              <w:rPr>
+                <w:sz w:val="22"/>
+              </w:rPr>
+              <mc:AlternateContent>
+                <mc:Choice Requires="wpg">
+                  <w:drawing>
+                    <wp:anchor distT="0" distB="0" distL="114300" distR="114300" simplePos="0" relativeHeight="251660288" behindDoc="0" locked="0" layoutInCell="1" allowOverlap="1">
+                      <wp:simplePos x="0" y="0"/>
+                      <wp:positionH relativeFrom="column">
+                        <wp:posOffset>679450</wp:posOffset>
+                      </wp:positionH>
+                      <wp:positionV relativeFrom="paragraph">
+                        <wp:posOffset>-90805</wp:posOffset>
+                      </wp:positionV>
+                      <wp:extent cx="2597150" cy="360045"/>
+                      <wp:effectExtent l="0" t="0" r="0" b="5715"/>
+                      <wp:wrapNone/>
+                      <wp:docPr id="9" name="组合 9"/>
+                      <wp:cNvGraphicFramePr/>
+                      <a:graphic xmlns:a="http://schemas.openxmlformats.org/drawingml/2006/main">
+                        <a:graphicData uri="http://schemas.microsoft.com/office/word/2010/wordprocessingGroup">
+                          <wpg:wgp>
+                            <wpg:cNvGrpSpPr/>
+                            <wpg:grpSpPr>
+                              <a:xfrm>
+                                <a:off x="0" y="0"/>
+                                <a:ext cx="2597150" cy="360045"/>
+                                <a:chOff x="9632" y="12305"/>
+                                <a:chExt cx="4090" cy="567"/>
+                              </a:xfrm>
+                            </wpg:grpSpPr>
+                            <pic:pic xmlns:pic="http://schemas.openxmlformats.org/drawingml/2006/picture">
+                              <pic:nvPicPr>
+                                <pic:cNvPr id="16" name="图片 6" descr="蔡冬雪"/>
+                                <pic:cNvPicPr>
+                                  <a:picLocks noChangeAspect="1"/>
+                                </pic:cNvPicPr>
+                              </pic:nvPicPr>
+                              <pic:blipFill>
+                                <a:blip r:embed="rId5">
+                                  <a:clrChange>
+                                    <a:clrFrom>
+                                      <a:srgbClr val="FFFFFF">
+                                        <a:alpha val="100000"/>
+                                      </a:srgbClr>
+                                    </a:clrFrom>
+                                    <a:clrTo>
+                                      <a:srgbClr val="FFFFFF">
+                                        <a:alpha val="100000"/>
+                                        <a:alpha val="0"/>
+                                      </a:srgbClr>
+                                    </a:clrTo>
+                                  </a:clrChange>
+                                </a:blip>
+                                <a:srcRect l="18656" t="33322" r="18897" b="26699"/>
+                                <a:stretch>
+                                  <a:fillRect/>
+                                </a:stretch>
+                              </pic:blipFill>
+                              <pic:spPr>
+                                <a:xfrm>
+                                  <a:off x="9632" y="12347"/>
+                                  <a:ext cx="1010" cy="454"/>
+                                </a:xfrm>
+                                <a:prstGeom prst="rect">
+                                  <a:avLst/>
+                                </a:prstGeom>
+                              </pic:spPr>
+                            </pic:pic>
+                            <pic:pic xmlns:pic="http://schemas.openxmlformats.org/drawingml/2006/picture">
+                              <pic:nvPicPr>
+                                <pic:cNvPr id="12" name="图片 4" descr="王建丽"/>
+                                <pic:cNvPicPr>
+                                  <a:picLocks noChangeAspect="1"/>
+                                </pic:cNvPicPr>
+                              </pic:nvPicPr>
+                              <pic:blipFill>
+                                <a:blip r:embed="rId6">
+                                  <a:clrChange>
+                                    <a:clrFrom>
+                                      <a:srgbClr val="FFFFFF">
+                                        <a:alpha val="100000"/>
+                                      </a:srgbClr>
+                                    </a:clrFrom>
+                                    <a:clrTo>
+                                      <a:srgbClr val="FFFFFF">
+                                        <a:alpha val="100000"/>
+                                        <a:alpha val="0"/>
+                                      </a:srgbClr>
+                                    </a:clrTo>
+                                  </a:clrChange>
+                                </a:blip>
+                                <a:stretch>
+                                  <a:fillRect/>
+                                </a:stretch>
+                              </pic:blipFill>
+                              <pic:spPr>
+                                <a:xfrm>
+                                  <a:off x="12722" y="12305"/>
+                                  <a:ext cx="1000" cy="567"/>
+                                </a:xfrm>
+                                <a:prstGeom prst="rect">
+                                  <a:avLst/>
+                                </a:prstGeom>
+                              </pic:spPr>
+                            </pic:pic>
+                          </wpg:wgp>
+                        </a:graphicData>
+                      </a:graphic>
+                    </wp:anchor>
+                  </w:drawing>
+                </mc:Choice>
+                <mc:Fallback>
+                  <w:pict>
+                    <v:group id="_x0000_s1026" o:spid="_x0000_s1026" o:spt="203" style="position:absolute;left:0pt;margin-left:53.5pt;margin-top:-7.15pt;height:28.35pt;width:204.5pt;z-index:251660288;mso-width-relative:page;mso-height-relative:page;" coordorigin="9632,12305" coordsize="4090,567" o:gfxdata="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">
+                      <o:lock v:ext="edit" aspectratio="f"/>
+                      <v:shape id="图片 6" o:spid="_x0000_s1026" o:spt="75" alt="蔡冬雪" type="#_x0000_t75" style="position:absolute;left:9632;top:12347;height:454;width:1010;" filled="f" o:preferrelative="t" stroked="f" coordsize="21600,21600" o:gfxdata="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">
+                        <v:fill on="f" focussize="0,0"/>
+                        <v:stroke on="f"/>
+                        <v:imagedata r:id="rId5" cropleft="12226f" croptop="21838f" cropright="12384f" cropbottom="17497f" chromakey="#FFFFFF" o:title=""/>
+                        <o:lock v:ext="edit" aspectratio="t"/>
+                      </v:shape>
+                      <v:shape id="图片 4" o:spid="_x0000_s1026" o:spt="75" alt="王建丽" type="#_x0000_t75" style="position:absolute;left:12722;top:12305;height:567;width:1000;" filled="f" o:preferrelative="t" stroked="f" coordsize="21600,21600" o:gfxdata="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">
+                        <v:fill on="f" focussize="0,0"/>
+                        <v:stroke on="f"/>
+                        <v:imagedata r:id="rId6" chromakey="#FFFFFF" o:title=""/>
+                        <o:lock v:ext="edit" aspectratio="t"/>
+                      </v:shape>
+                    </v:group>
+                  </w:pict>
+                </mc:Fallback>
+              </mc:AlternateContent>
+            </w:r>
           </w:p>
         </w:tc>
         <w:tc>
@@ -8314,6 +8425,391 @@
           <w:szCs w:val="15"/>
         </w:rPr>
       </w:pPr>
+      <w:bookmarkStart w:id="33" w:name="_GoBack"/>
+      <w:bookmarkEnd w:id="33"/>
+      <w:r>
+        <w:rPr>
+          <w:rFonts w:hint="eastAsia" w:ascii="Times New Roman" w:hAnsi="Times New Roman" w:eastAsia="微软雅黑" w:cs="Times New Roman"/>
+          <w:sz w:val="24"/>
+          <w:szCs w:val="24"/>
+          <w:lang w:eastAsia="zh-CN"/>
+        </w:rPr>
+        <w:t xml:space="preserve">{% endif %}{% if testedby == </w:t>
+      </w:r>
+      <w:r>
+        <w:rPr>
+          <w:rFonts w:ascii="Times New Roman" w:hAnsi="Times New Roman" w:eastAsia="微软雅黑" w:cs="Times New Roman"/>
+          <w:sz w:val="24"/>
+          <w:szCs w:val="24"/>
+          <w:lang w:eastAsia="zh-CN"/>
+        </w:rPr>
+        <w:t>“</w:t>
+      </w:r>
+      <w:r>
+        <w:rPr>
+          <w:rFonts w:hint="eastAsia" w:ascii="Times New Roman" w:hAnsi="Times New Roman" w:eastAsia="微软雅黑" w:cs="Times New Roman"/>
+          <w:sz w:val="24"/>
+          <w:szCs w:val="24"/>
+          <w:lang w:eastAsia="zh-CN"/>
+        </w:rPr>
+        <w:t>2</w:t>
+      </w:r>
+      <w:r>
+        <w:rPr>
+          <w:rFonts w:ascii="Times New Roman" w:hAnsi="Times New Roman" w:eastAsia="微软雅黑" w:cs="Times New Roman"/>
+          <w:sz w:val="24"/>
+          <w:szCs w:val="24"/>
+          <w:lang w:eastAsia="zh-CN"/>
+        </w:rPr>
+        <w:t>”</w:t>
+      </w:r>
+      <w:r>
+        <w:rPr>
+          <w:rFonts w:hint="eastAsia" w:ascii="Times New Roman" w:hAnsi="Times New Roman" w:eastAsia="微软雅黑" w:cs="Times New Roman"/>
+          <w:sz w:val="24"/>
+          <w:szCs w:val="24"/>
+          <w:lang w:eastAsia="zh-CN"/>
+        </w:rPr>
+        <w:t xml:space="preserve"> %}</w:t>
+      </w:r>
+    </w:p>
+    <w:p>
+      <w:pPr>
+        <w:widowControl/>
+        <w:rPr>
+          <w:rFonts w:ascii="Times New Roman" w:hAnsi="Times New Roman" w:eastAsia="微软雅黑" w:cs="Times New Roman"/>
+          <w:sz w:val="21"/>
+          <w:szCs w:val="21"/>
+        </w:rPr>
+      </w:pPr>
+    </w:p>
+    <w:tbl>
+      <w:tblPr>
+        <w:tblStyle w:val="14"/>
+        <w:tblW w:w="9781" w:type="dxa"/>
+        <w:tblInd w:w="0" w:type="dxa"/>
+        <w:tblBorders>
+          <w:top w:val="none" w:color="auto" w:sz="0" w:space="0"/>
+          <w:left w:val="none" w:color="auto" w:sz="0" w:space="0"/>
+          <w:bottom w:val="none" w:color="auto" w:sz="0" w:space="0"/>
+          <w:right w:val="none" w:color="auto" w:sz="0" w:space="0"/>
+          <w:insideH w:val="none" w:color="auto" w:sz="0" w:space="0"/>
+          <w:insideV w:val="none" w:color="auto" w:sz="0" w:space="0"/>
+        </w:tblBorders>
+        <w:tblLayout w:type="fixed"/>
+        <w:tblCellMar>
+          <w:top w:w="113" w:type="dxa"/>
+          <w:left w:w="108" w:type="dxa"/>
+          <w:bottom w:w="113" w:type="dxa"/>
+          <w:right w:w="108" w:type="dxa"/>
+        </w:tblCellMar>
+      </w:tblPr>
+      <w:tblGrid>
+        <w:gridCol w:w="3260"/>
+        <w:gridCol w:w="3260"/>
+        <w:gridCol w:w="3261"/>
+      </w:tblGrid>
+      <w:tr>
+        <w:tblPrEx>
+          <w:tblBorders>
+            <w:top w:val="none" w:color="auto" w:sz="0" w:space="0"/>
+            <w:left w:val="none" w:color="auto" w:sz="0" w:space="0"/>
+            <w:bottom w:val="none" w:color="auto" w:sz="0" w:space="0"/>
+            <w:right w:val="none" w:color="auto" w:sz="0" w:space="0"/>
+            <w:insideH w:val="none" w:color="auto" w:sz="0" w:space="0"/>
+            <w:insideV w:val="none" w:color="auto" w:sz="0" w:space="0"/>
+          </w:tblBorders>
+          <w:tblCellMar>
+            <w:top w:w="113" w:type="dxa"/>
+            <w:left w:w="108" w:type="dxa"/>
+            <w:bottom w:w="113" w:type="dxa"/>
+            <w:right w:w="108" w:type="dxa"/>
+          </w:tblCellMar>
+        </w:tblPrEx>
+        <w:trPr>
+          <w:trHeight w:val="227" w:hRule="atLeast"/>
+        </w:trPr>
+        <w:tc>
+          <w:tcPr>
+            <w:tcW w:w="3260" w:type="dxa"/>
+            <w:shd w:val="clear" w:color="auto" w:fill="auto"/>
+            <w:tcMar>
+              <w:top w:w="28" w:type="dxa"/>
+              <w:left w:w="108" w:type="dxa"/>
+              <w:bottom w:w="28" w:type="dxa"/>
+              <w:right w:w="108" w:type="dxa"/>
+            </w:tcMar>
+            <w:vAlign w:val="top"/>
+          </w:tcPr>
+          <w:p>
+            <w:pPr>
+              <w:rPr>
+                <w:rFonts w:hint="eastAsia" w:ascii="微软雅黑" w:hAnsi="微软雅黑" w:eastAsia="微软雅黑" w:cs="微软雅黑"/>
+                <w:b/>
+                <w:bCs/>
+                <w:sz w:val="20"/>
+                <w:szCs w:val="20"/>
+              </w:rPr>
+            </w:pPr>
+            <w:r>
+              <w:rPr>
+                <w:rFonts w:hint="eastAsia" w:ascii="微软雅黑" w:hAnsi="微软雅黑" w:eastAsia="微软雅黑" w:cs="微软雅黑"/>
+                <w:b/>
+                <w:bCs/>
+                <w:sz w:val="20"/>
+                <w:szCs w:val="20"/>
+              </w:rPr>
+              <w:t>检测者：</w:t>
+            </w:r>
+            <w:r>
+              <w:rPr>
+                <w:sz w:val="24"/>
+              </w:rPr>
+              <mc:AlternateContent>
+                <mc:Choice Requires="wpg">
+                  <w:drawing>
+                    <wp:anchor distT="0" distB="0" distL="114300" distR="114300" simplePos="0" relativeHeight="251661312" behindDoc="0" locked="0" layoutInCell="1" allowOverlap="1">
+                      <wp:simplePos x="0" y="0"/>
+                      <wp:positionH relativeFrom="column">
+                        <wp:posOffset>655320</wp:posOffset>
+                      </wp:positionH>
+                      <wp:positionV relativeFrom="paragraph">
+                        <wp:posOffset>-91440</wp:posOffset>
+                      </wp:positionV>
+                      <wp:extent cx="2618740" cy="431800"/>
+                      <wp:effectExtent l="0" t="0" r="0" b="0"/>
+                      <wp:wrapNone/>
+                      <wp:docPr id="10" name="组合 10"/>
+                      <wp:cNvGraphicFramePr/>
+                      <a:graphic xmlns:a="http://schemas.openxmlformats.org/drawingml/2006/main">
+                        <a:graphicData uri="http://schemas.microsoft.com/office/word/2010/wordprocessingGroup">
+                          <wpg:wgp>
+                            <wpg:cNvGrpSpPr/>
+                            <wpg:grpSpPr>
+                              <a:xfrm>
+                                <a:off x="0" y="0"/>
+                                <a:ext cx="2618740" cy="431800"/>
+                                <a:chOff x="9633" y="114512"/>
+                                <a:chExt cx="4124" cy="680"/>
+                              </a:xfrm>
+                            </wpg:grpSpPr>
+                            <pic:pic xmlns:pic="http://schemas.openxmlformats.org/drawingml/2006/picture">
+                              <pic:nvPicPr>
+                                <pic:cNvPr id="6" name="图片 1"/>
+                                <pic:cNvPicPr>
+                                  <a:picLocks noChangeAspect="1"/>
+                                </pic:cNvPicPr>
+                              </pic:nvPicPr>
+                              <pic:blipFill>
+                                <a:blip r:embed="rId7">
+                                  <a:clrChange>
+                                    <a:clrFrom>
+                                      <a:srgbClr val="FFFFFF">
+                                        <a:alpha val="100000"/>
+                                      </a:srgbClr>
+                                    </a:clrFrom>
+                                    <a:clrTo>
+                                      <a:srgbClr val="FFFFFF">
+                                        <a:alpha val="100000"/>
+                                        <a:alpha val="0"/>
+                                      </a:srgbClr>
+                                    </a:clrTo>
+                                  </a:clrChange>
+                                </a:blip>
+                                <a:srcRect l="10922" t="11667"/>
+                                <a:stretch>
+                                  <a:fillRect/>
+                                </a:stretch>
+                              </pic:blipFill>
+                              <pic:spPr>
+                                <a:xfrm>
+                                  <a:off x="9633" y="114512"/>
+                                  <a:ext cx="1262" cy="680"/>
+                                </a:xfrm>
+                                <a:prstGeom prst="rect">
+                                  <a:avLst/>
+                                </a:prstGeom>
+                                <a:noFill/>
+                                <a:ln>
+                                  <a:noFill/>
+                                </a:ln>
+                              </pic:spPr>
+                            </pic:pic>
+                            <pic:pic xmlns:pic="http://schemas.openxmlformats.org/drawingml/2006/picture">
+                              <pic:nvPicPr>
+                                <pic:cNvPr id="11" name="图片 11" descr="王建丽"/>
+                                <pic:cNvPicPr>
+                                  <a:picLocks noChangeAspect="1"/>
+                                </pic:cNvPicPr>
+                              </pic:nvPicPr>
+                              <pic:blipFill>
+                                <a:blip r:embed="rId6">
+                                  <a:clrChange>
+                                    <a:clrFrom>
+                                      <a:srgbClr val="FFFFFF">
+                                        <a:alpha val="100000"/>
+                                      </a:srgbClr>
+                                    </a:clrFrom>
+                                    <a:clrTo>
+                                      <a:srgbClr val="FFFFFF">
+                                        <a:alpha val="100000"/>
+                                        <a:alpha val="0"/>
+                                      </a:srgbClr>
+                                    </a:clrTo>
+                                  </a:clrChange>
+                                </a:blip>
+                                <a:stretch>
+                                  <a:fillRect/>
+                                </a:stretch>
+                              </pic:blipFill>
+                              <pic:spPr>
+                                <a:xfrm>
+                                  <a:off x="12755" y="114524"/>
+                                  <a:ext cx="1002" cy="567"/>
+                                </a:xfrm>
+                                <a:prstGeom prst="rect">
+                                  <a:avLst/>
+                                </a:prstGeom>
+                              </pic:spPr>
+                            </pic:pic>
+                          </wpg:wgp>
+                        </a:graphicData>
+                      </a:graphic>
+                    </wp:anchor>
+                  </w:drawing>
+                </mc:Choice>
+                <mc:Fallback>
+                  <w:pict>
+                    <v:group id="_x0000_s1026" o:spid="_x0000_s1026" o:spt="203" style="position:absolute;left:0pt;margin-left:51.6pt;margin-top:-7.2pt;height:34pt;width:206.2pt;z-index:251661312;mso-width-relative:page;mso-height-relative:page;" coordorigin="9633,114512" coordsize="4124,680" o:gfxdata="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">
+                      <o:lock v:ext="edit" aspectratio="f"/>
+                      <v:shape id="图片 1" o:spid="_x0000_s1026" o:spt="75" type="#_x0000_t75" style="position:absolute;left:9633;top:114512;height:680;width:1262;" filled="f" o:preferrelative="t" stroked="f" coordsize="21600,21600" o:gfxdata="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">
+                        <v:fill on="f" focussize="0,0"/>
+                        <v:stroke on="f"/>
+                        <v:imagedata r:id="rId7" cropleft="7158f" croptop="7646f" chromakey="#FFFFFF" o:title=""/>
+                        <o:lock v:ext="edit" aspectratio="t"/>
+                      </v:shape>
+                      <v:shape id="_x0000_s1026" o:spid="_x0000_s1026" o:spt="75" alt="王建丽" type="#_x0000_t75" style="position:absolute;left:12755;top:114524;height:567;width:1002;" filled="f" o:preferrelative="t" stroked="f" coordsize="21600,21600" o:gfxdata="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">
+                        <v:fill on="f" focussize="0,0"/>
+                        <v:stroke on="f"/>
+                        <v:imagedata r:id="rId6" chromakey="#FFFFFF" o:title=""/>
+                        <o:lock v:ext="edit" aspectratio="t"/>
+                      </v:shape>
+                    </v:group>
+                  </w:pict>
+                </mc:Fallback>
+              </mc:AlternateContent>
+            </w:r>
+          </w:p>
+        </w:tc>
+        <w:tc>
+          <w:tcPr>
+            <w:tcW w:w="3260" w:type="dxa"/>
+            <w:shd w:val="clear" w:color="auto" w:fill="auto"/>
+            <w:tcMar>
+              <w:top w:w="28" w:type="dxa"/>
+              <w:left w:w="108" w:type="dxa"/>
+              <w:bottom w:w="28" w:type="dxa"/>
+              <w:right w:w="108" w:type="dxa"/>
+            </w:tcMar>
+            <w:vAlign w:val="top"/>
+          </w:tcPr>
+          <w:p>
+            <w:pPr>
+              <w:rPr>
+                <w:rFonts w:hint="eastAsia" w:ascii="微软雅黑" w:hAnsi="微软雅黑" w:eastAsia="微软雅黑" w:cs="微软雅黑"/>
+                <w:b/>
+                <w:bCs/>
+                <w:sz w:val="20"/>
+                <w:szCs w:val="20"/>
+              </w:rPr>
+            </w:pPr>
+            <w:r>
+              <w:rPr>
+                <w:rFonts w:hint="eastAsia" w:ascii="微软雅黑" w:hAnsi="微软雅黑" w:eastAsia="微软雅黑" w:cs="微软雅黑"/>
+                <w:b/>
+                <w:bCs/>
+                <w:sz w:val="20"/>
+                <w:szCs w:val="20"/>
+              </w:rPr>
+              <w:t>审核者：</w:t>
+            </w:r>
+          </w:p>
+        </w:tc>
+        <w:tc>
+          <w:tcPr>
+            <w:tcW w:w="3261" w:type="dxa"/>
+            <w:shd w:val="clear" w:color="auto" w:fill="auto"/>
+            <w:tcMar>
+              <w:top w:w="28" w:type="dxa"/>
+              <w:left w:w="108" w:type="dxa"/>
+              <w:bottom w:w="28" w:type="dxa"/>
+              <w:right w:w="108" w:type="dxa"/>
+            </w:tcMar>
+            <w:vAlign w:val="top"/>
+          </w:tcPr>
+          <w:p>
+            <w:pPr>
+              <w:rPr>
+                <w:rFonts w:hint="eastAsia" w:ascii="微软雅黑" w:hAnsi="微软雅黑" w:eastAsia="微软雅黑" w:cs="微软雅黑"/>
+                <w:b/>
+                <w:bCs/>
+                <w:sz w:val="20"/>
+                <w:szCs w:val="20"/>
+              </w:rPr>
+            </w:pPr>
+            <w:r>
+              <w:rPr>
+                <w:rFonts w:hint="eastAsia" w:ascii="微软雅黑" w:hAnsi="微软雅黑" w:eastAsia="微软雅黑" w:cs="微软雅黑"/>
+                <w:b/>
+                <w:bCs/>
+                <w:sz w:val="20"/>
+                <w:szCs w:val="20"/>
+                <w:lang w:val="en-US" w:eastAsia="zh-CN"/>
+              </w:rPr>
+              <w:t>报告</w:t>
+            </w:r>
+            <w:r>
+              <w:rPr>
+                <w:rFonts w:hint="eastAsia" w:ascii="微软雅黑" w:hAnsi="微软雅黑" w:eastAsia="微软雅黑" w:cs="微软雅黑"/>
+                <w:b/>
+                <w:bCs/>
+                <w:sz w:val="20"/>
+                <w:szCs w:val="20"/>
+              </w:rPr>
+              <w:t>时间：</w:t>
+            </w:r>
+            <w:r>
+              <w:rPr>
+                <w:rFonts w:hint="eastAsia" w:ascii="微软雅黑" w:hAnsi="微软雅黑" w:eastAsia="微软雅黑" w:cs="微软雅黑"/>
+                <w:b w:val="0"/>
+                <w:bCs w:val="0"/>
+                <w:sz w:val="22"/>
+                <w:szCs w:val="22"/>
+              </w:rPr>
+              <w:t>{{ reportdate }}</w:t>
+            </w:r>
+          </w:p>
+        </w:tc>
+      </w:tr>
+    </w:tbl>
+    <w:p>
+      <w:pPr>
+        <w:widowControl/>
+        <w:rPr>
+          <w:rFonts w:ascii="Times New Roman" w:hAnsi="Times New Roman" w:eastAsia="微软雅黑" w:cs="Times New Roman"/>
+          <w:sz w:val="15"/>
+          <w:szCs w:val="15"/>
+        </w:rPr>
+      </w:pPr>
+      <w:r>
+        <w:rPr>
+          <w:rFonts w:hint="eastAsia" w:ascii="Times New Roman" w:hAnsi="Times New Roman" w:eastAsia="微软雅黑" w:cs="Times New Roman"/>
+          <w:sz w:val="24"/>
+          <w:szCs w:val="24"/>
+          <w:lang w:eastAsia="zh-CN"/>
+        </w:rPr>
+        <w:t>{% endif %}</w:t>
+      </w:r>
     </w:p>
     <w:sectPr>
       <w:footerReference r:id="rId3" w:type="default"/>
@@ -8345,7 +8841,7 @@
       <mc:AlternateContent>
         <mc:Choice Requires="wps">
           <w:drawing>
-            <wp:anchor distT="0" distB="0" distL="114300" distR="114300" simplePos="0" relativeHeight="251660288" behindDoc="0" locked="0" layoutInCell="1" allowOverlap="1">
+            <wp:anchor distT="0" distB="0" distL="114300" distR="114300" simplePos="0" relativeHeight="251659264" behindDoc="0" locked="0" layoutInCell="1" allowOverlap="1">
               <wp:simplePos x="0" y="0"/>
               <wp:positionH relativeFrom="margin">
                 <wp:align>center</wp:align>
@@ -8424,7 +8920,7 @@
         </mc:Choice>
         <mc:Fallback>
           <w:pict>
-            <v:shape id="_x0000_s1026" o:spid="_x0000_s1026" o:spt="202" type="#_x0000_t202" style="position:absolute;left:0pt;margin-top:0pt;height:144pt;width:144pt;mso-position-horizontal:center;mso-position-horizontal-relative:margin;mso-wrap-style:none;z-index:251660288;mso-width-relative:page;mso-height-relative:page;" filled="f" stroked="f" coordsize="21600,21600" o:gfxdata="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">
+            <v:shape id="_x0000_s1026" o:spid="_x0000_s1026" o:spt="202" type="#_x0000_t202" style="position:absolute;left:0pt;margin-top:0pt;height:144pt;width:144pt;mso-position-horizontal:center;mso-position-horizontal-relative:margin;mso-wrap-style:none;z-index:251659264;mso-width-relative:page;mso-height-relative:page;" filled="f" stroked="f" coordsize="21600,21600" o:gfxdata="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">
               <v:fill on="f" focussize="0,0"/>
               <v:stroke on="f" weight="0.5pt"/>
               <v:imagedata o:title=""/>

--- a/WebContent/docx/HRR45_HRDscore基因检测报告-简单版.docx
+++ b/WebContent/docx/HRR45_HRDscore基因检测报告-简单版.docx
@@ -10,14 +10,14 @@
           <w:sz w:val="20"/>
         </w:rPr>
       </w:pPr>
-      <w:bookmarkStart w:id="0" w:name="_Toc105081892"/>
-      <w:bookmarkStart w:id="1" w:name="_Toc24397"/>
-      <w:bookmarkStart w:id="2" w:name="_Toc13806"/>
-      <w:bookmarkStart w:id="3" w:name="_Toc24178_WPSOffice_Level1"/>
-      <w:bookmarkStart w:id="4" w:name="_Toc27500"/>
-      <w:bookmarkStart w:id="5" w:name="_Toc32054"/>
+      <w:bookmarkStart w:id="0" w:name="_Toc24397"/>
+      <w:bookmarkStart w:id="1" w:name="_Toc13806"/>
+      <w:bookmarkStart w:id="2" w:name="_Toc24178_WPSOffice_Level1"/>
+      <w:bookmarkStart w:id="3" w:name="_Toc27500"/>
+      <w:bookmarkStart w:id="4" w:name="_Toc105081892"/>
+      <w:bookmarkStart w:id="5" w:name="_Toc21009_WPSOffice_Level1"/>
       <w:bookmarkStart w:id="6" w:name="_Toc30143_WPSOffice_Level1"/>
-      <w:bookmarkStart w:id="7" w:name="_Toc21009_WPSOffice_Level1"/>
+      <w:bookmarkStart w:id="7" w:name="_Toc32054"/>
       <w:bookmarkStart w:id="8" w:name="_Toc21669"/>
       <w:r>
         <w:rPr>
@@ -857,10 +857,10 @@
       <w:bookmarkStart w:id="11" w:name="_Toc18058"/>
       <w:bookmarkStart w:id="12" w:name="_Toc105081895"/>
       <w:bookmarkStart w:id="13" w:name="_Toc4088"/>
-      <w:bookmarkStart w:id="14" w:name="_Toc23369_WPSOffice_Level1"/>
-      <w:bookmarkStart w:id="15" w:name="_Toc6221_WPSOffice_Level1"/>
-      <w:bookmarkStart w:id="16" w:name="_Toc3871"/>
-      <w:bookmarkStart w:id="17" w:name="_Toc25920"/>
+      <w:bookmarkStart w:id="14" w:name="_Toc3871"/>
+      <w:bookmarkStart w:id="15" w:name="_Toc25920"/>
+      <w:bookmarkStart w:id="16" w:name="_Toc23369_WPSOffice_Level1"/>
+      <w:bookmarkStart w:id="17" w:name="_Toc6221_WPSOffice_Level1"/>
       <w:bookmarkStart w:id="18" w:name="_Toc534807930"/>
       <w:bookmarkStart w:id="19" w:name="_Toc3823"/>
       <w:r>
@@ -1071,7 +1071,6 @@
             <w:insideH w:val="none" w:color="auto" w:sz="0" w:space="0"/>
             <w:insideV w:val="none" w:color="auto" w:sz="0" w:space="0"/>
           </w:tblBorders>
-          <w:shd w:val="clear" w:color="auto" w:fill="auto"/>
           <w:tblCellMar>
             <w:top w:w="0" w:type="dxa"/>
             <w:left w:w="0" w:type="dxa"/>
@@ -1186,7 +1185,6 @@
             <w:insideH w:val="none" w:color="auto" w:sz="0" w:space="0"/>
             <w:insideV w:val="none" w:color="auto" w:sz="0" w:space="0"/>
           </w:tblBorders>
-          <w:shd w:val="clear" w:color="auto" w:fill="auto"/>
           <w:tblCellMar>
             <w:top w:w="0" w:type="dxa"/>
             <w:left w:w="0" w:type="dxa"/>
@@ -1483,7 +1481,6 @@
             <w:insideH w:val="none" w:color="auto" w:sz="0" w:space="0"/>
             <w:insideV w:val="none" w:color="auto" w:sz="0" w:space="0"/>
           </w:tblBorders>
-          <w:shd w:val="clear" w:color="auto" w:fill="auto"/>
           <w:tblCellMar>
             <w:top w:w="0" w:type="dxa"/>
             <w:left w:w="0" w:type="dxa"/>
@@ -1610,7 +1607,6 @@
             <w:insideH w:val="none" w:color="auto" w:sz="0" w:space="0"/>
             <w:insideV w:val="none" w:color="auto" w:sz="0" w:space="0"/>
           </w:tblBorders>
-          <w:shd w:val="clear" w:color="auto" w:fill="auto"/>
           <w:tblCellMar>
             <w:top w:w="0" w:type="dxa"/>
             <w:left w:w="0" w:type="dxa"/>
@@ -3004,16 +3000,16 @@
           <w:lang w:val="en-US" w:eastAsia="zh-CN"/>
         </w:rPr>
       </w:pPr>
-      <w:bookmarkStart w:id="21" w:name="_Toc149837258"/>
-      <w:bookmarkStart w:id="22" w:name="_Toc24979"/>
-      <w:bookmarkStart w:id="23" w:name="_Toc9088"/>
-      <w:bookmarkStart w:id="24" w:name="_Toc18062_WPSOffice_Level2"/>
-      <w:bookmarkStart w:id="25" w:name="_Toc22976"/>
-      <w:bookmarkStart w:id="26" w:name="_Toc105081898"/>
-      <w:bookmarkStart w:id="27" w:name="_Toc11015_WPSOffice_Level2"/>
-      <w:bookmarkStart w:id="28" w:name="_Toc23434"/>
-      <w:bookmarkStart w:id="29" w:name="_Toc30265"/>
-      <w:bookmarkStart w:id="30" w:name="_Toc23375"/>
+      <w:bookmarkStart w:id="21" w:name="_Toc23375"/>
+      <w:bookmarkStart w:id="22" w:name="_Toc18062_WPSOffice_Level2"/>
+      <w:bookmarkStart w:id="23" w:name="_Toc149837258"/>
+      <w:bookmarkStart w:id="24" w:name="_Toc11015_WPSOffice_Level2"/>
+      <w:bookmarkStart w:id="25" w:name="_Toc30265"/>
+      <w:bookmarkStart w:id="26" w:name="_Toc24979"/>
+      <w:bookmarkStart w:id="27" w:name="_Toc9088"/>
+      <w:bookmarkStart w:id="28" w:name="_Toc105081898"/>
+      <w:bookmarkStart w:id="29" w:name="_Toc23434"/>
+      <w:bookmarkStart w:id="30" w:name="_Toc22976"/>
       <w:r>
         <w:rPr>
           <w:rFonts w:hint="eastAsia" w:ascii="微软雅黑" w:hAnsi="微软雅黑" w:cs="Times New Roman"/>
@@ -3209,13 +3205,24 @@
             </w:pPr>
             <w:r>
               <w:rPr>
-                <w:rFonts w:hint="default" w:ascii="Times New Roman" w:hAnsi="Times New Roman" w:eastAsia="微软雅黑" w:cs="Times New Roman"/>
+                <w:rFonts w:hint="eastAsia" w:ascii="Times New Roman" w:hAnsi="Times New Roman" w:eastAsia="微软雅黑" w:cs="Times New Roman"/>
                 <w:b/>
                 <w:color w:val="31849B"/>
                 <w:sz w:val="21"/>
                 <w:szCs w:val="21"/>
-              </w:rPr>
-              <w:t>突变基因</w:t>
+                <w:lang w:val="en-US" w:eastAsia="zh-CN"/>
+              </w:rPr>
+              <w:t>检测</w:t>
+            </w:r>
+            <w:r>
+              <w:rPr>
+                <w:rFonts w:hint="default" w:ascii="Times New Roman" w:hAnsi="Times New Roman" w:eastAsia="微软雅黑" w:cs="Times New Roman"/>
+                <w:b/>
+                <w:color w:val="31849B"/>
+                <w:sz w:val="21"/>
+                <w:szCs w:val="21"/>
+              </w:rPr>
+              <w:t>基因</w:t>
             </w:r>
           </w:p>
         </w:tc>
@@ -3655,6 +3662,7 @@
                 <w:lang w:val="en-US" w:eastAsia="zh-CN" w:bidi="ar-SA"/>
               </w:rPr>
             </w:pPr>
+            <w:bookmarkStart w:id="33" w:name="_GoBack" w:colFirst="1" w:colLast="2"/>
             <w:r>
               <w:rPr>
                 <w:rFonts w:hint="default" w:ascii="Times New Roman" w:hAnsi="Times New Roman" w:eastAsia="微软雅黑" w:cs="Times New Roman"/>
@@ -3670,7 +3678,7 @@
         </w:tc>
         <w:tc>
           <w:tcPr>
-            <w:tcW w:w="535" w:type="pct"/>
+            <w:tcW w:w="1077" w:type="dxa"/>
             <w:tcBorders>
               <w:tl2br w:val="nil"/>
               <w:tr2bl w:val="nil"/>
@@ -3695,18 +3703,37 @@
               <w:rPr>
                 <w:rFonts w:hint="default" w:ascii="Times New Roman" w:hAnsi="Times New Roman" w:eastAsia="微软雅黑" w:cs="Times New Roman"/>
                 <w:b/>
-                <w:color w:val="262626"/>
-                <w:sz w:val="21"/>
-                <w:szCs w:val="21"/>
-                <w:lang w:eastAsia="zh-CN"/>
-              </w:rPr>
-              <w:t>{{ tip.comutation }}</w:t>
-            </w:r>
-          </w:p>
-        </w:tc>
-        <w:tc>
-          <w:tcPr>
-            <w:tcW w:w="759" w:type="pct"/>
+                <w:sz w:val="21"/>
+                <w:szCs w:val="21"/>
+                <w:lang w:eastAsia="zh-CN"/>
+              </w:rPr>
+              <w:t>{{ tip.comutation</w:t>
+            </w:r>
+            <w:r>
+              <w:rPr>
+                <w:rFonts w:hint="eastAsia" w:ascii="Times New Roman" w:hAnsi="Times New Roman" w:eastAsia="微软雅黑" w:cs="Times New Roman"/>
+                <w:b/>
+                <w:sz w:val="21"/>
+                <w:szCs w:val="21"/>
+                <w:lang w:val="en-US" w:eastAsia="zh-CN"/>
+              </w:rPr>
+              <w:t>1</w:t>
+            </w:r>
+            <w:r>
+              <w:rPr>
+                <w:rFonts w:hint="default" w:ascii="Times New Roman" w:hAnsi="Times New Roman" w:eastAsia="微软雅黑" w:cs="Times New Roman"/>
+                <w:b/>
+                <w:sz w:val="21"/>
+                <w:szCs w:val="21"/>
+                <w:lang w:eastAsia="zh-CN"/>
+              </w:rPr>
+              <w:t xml:space="preserve"> }}</w:t>
+            </w:r>
+          </w:p>
+        </w:tc>
+        <w:tc>
+          <w:tcPr>
+            <w:tcW w:w="1528" w:type="dxa"/>
             <w:tcBorders>
               <w:tl2br w:val="nil"/>
               <w:tr2bl w:val="nil"/>
@@ -3730,12 +3757,11 @@
             <w:r>
               <w:rPr>
                 <w:rFonts w:hint="default" w:ascii="Times New Roman" w:hAnsi="Times New Roman" w:eastAsia="微软雅黑" w:cs="Times New Roman"/>
-                <w:color w:val="262626"/>
-                <w:sz w:val="21"/>
-                <w:szCs w:val="21"/>
-                <w:lang w:eastAsia="zh-CN"/>
-              </w:rPr>
-              <w:t>-</w:t>
+                <w:sz w:val="21"/>
+                <w:szCs w:val="21"/>
+                <w:lang w:eastAsia="zh-CN"/>
+              </w:rPr>
+              <w:t>{{ tip.comutation }}</w:t>
             </w:r>
           </w:p>
         </w:tc>
@@ -4056,6 +4082,7 @@
           </w:p>
         </w:tc>
       </w:tr>
+      <w:bookmarkEnd w:id="33"/>
       <w:tr>
         <w:tblPrEx>
           <w:tblBorders>
@@ -5768,15 +5795,14 @@
             </w:pPr>
             <w:r>
               <w:rPr>
-                <w:rFonts w:hint="default" w:ascii="Times New Roman" w:hAnsi="Times New Roman" w:eastAsia="微软雅黑" w:cs="Times New Roman"/>
-                <w:b/>
-                <w:bCs/>
+                <w:rFonts w:hint="eastAsia" w:ascii="Times New Roman" w:hAnsi="Times New Roman" w:eastAsia="微软雅黑" w:cs="Times New Roman"/>
+                <w:b/>
                 <w:color w:val="31849B"/>
                 <w:sz w:val="21"/>
                 <w:szCs w:val="21"/>
-                <w:lang w:eastAsia="zh-CN"/>
-              </w:rPr>
-              <w:t>突变</w:t>
+                <w:lang w:val="en-US" w:eastAsia="zh-CN"/>
+              </w:rPr>
+              <w:t>检测</w:t>
             </w:r>
             <w:r>
               <w:rPr>
@@ -7087,13 +7113,24 @@
             </w:pPr>
             <w:r>
               <w:rPr>
-                <w:rFonts w:hint="default" w:ascii="Times New Roman" w:hAnsi="Times New Roman" w:eastAsia="微软雅黑" w:cs="Times New Roman"/>
+                <w:rFonts w:hint="eastAsia" w:ascii="Times New Roman" w:hAnsi="Times New Roman" w:eastAsia="微软雅黑" w:cs="Times New Roman"/>
                 <w:b/>
                 <w:color w:val="31849B"/>
                 <w:sz w:val="21"/>
                 <w:szCs w:val="21"/>
-              </w:rPr>
-              <w:t>突变基因</w:t>
+                <w:lang w:val="en-US" w:eastAsia="zh-CN"/>
+              </w:rPr>
+              <w:t>检测</w:t>
+            </w:r>
+            <w:r>
+              <w:rPr>
+                <w:rFonts w:hint="default" w:ascii="Times New Roman" w:hAnsi="Times New Roman" w:eastAsia="微软雅黑" w:cs="Times New Roman"/>
+                <w:b/>
+                <w:color w:val="31849B"/>
+                <w:sz w:val="21"/>
+                <w:szCs w:val="21"/>
+              </w:rPr>
+              <w:t>基因</w:t>
             </w:r>
           </w:p>
         </w:tc>
@@ -8304,7 +8341,7 @@
                 </mc:Choice>
                 <mc:Fallback>
                   <w:pict>
-                    <v:group id="_x0000_s1026" o:spid="_x0000_s1026" o:spt="203" style="position:absolute;left:0pt;margin-left:53.5pt;margin-top:-7.15pt;height:28.35pt;width:204.5pt;z-index:251660288;mso-width-relative:page;mso-height-relative:page;" coordorigin="9632,12305" coordsize="4090,567" o:gfxdata="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">
+                    <v:group id="_x0000_s1026" o:spid="_x0000_s1026" o:spt="203" style="position:absolute;left:0pt;margin-left:53.5pt;margin-top:-7.15pt;height:28.35pt;width:204.5pt;z-index:251660288;mso-width-relative:page;mso-height-relative:page;" coordorigin="9632,12305" coordsize="4090,567" o:gfxdata="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">
                       <o:lock v:ext="edit" aspectratio="f"/>
                       <v:shape id="图片 6" o:spid="_x0000_s1026" o:spt="75" alt="蔡冬雪" type="#_x0000_t75" style="position:absolute;left:9632;top:12347;height:454;width:1010;" filled="f" o:preferrelative="t" stroked="f" coordsize="21600,21600" o:gfxdata="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">
                         <v:fill on="f" focussize="0,0"/>
@@ -8425,8 +8462,6 @@
           <w:szCs w:val="15"/>
         </w:rPr>
       </w:pPr>
-      <w:bookmarkStart w:id="33" w:name="_GoBack"/>
-      <w:bookmarkEnd w:id="33"/>
       <w:r>
         <w:rPr>
           <w:rFonts w:hint="eastAsia" w:ascii="Times New Roman" w:hAnsi="Times New Roman" w:eastAsia="微软雅黑" w:cs="Times New Roman"/>

--- a/WebContent/docx/HRR45_HRDscore基因检测报告-简单版.docx
+++ b/WebContent/docx/HRR45_HRDscore基因检测报告-简单版.docx
@@ -10,12 +10,12 @@
           <w:sz w:val="20"/>
         </w:rPr>
       </w:pPr>
-      <w:bookmarkStart w:id="0" w:name="_Toc24397"/>
-      <w:bookmarkStart w:id="1" w:name="_Toc13806"/>
-      <w:bookmarkStart w:id="2" w:name="_Toc24178_WPSOffice_Level1"/>
-      <w:bookmarkStart w:id="3" w:name="_Toc27500"/>
+      <w:bookmarkStart w:id="0" w:name="_Toc27500"/>
+      <w:bookmarkStart w:id="1" w:name="_Toc24397"/>
+      <w:bookmarkStart w:id="2" w:name="_Toc13806"/>
+      <w:bookmarkStart w:id="3" w:name="_Toc21009_WPSOffice_Level1"/>
       <w:bookmarkStart w:id="4" w:name="_Toc105081892"/>
-      <w:bookmarkStart w:id="5" w:name="_Toc21009_WPSOffice_Level1"/>
+      <w:bookmarkStart w:id="5" w:name="_Toc24178_WPSOffice_Level1"/>
       <w:bookmarkStart w:id="6" w:name="_Toc30143_WPSOffice_Level1"/>
       <w:bookmarkStart w:id="7" w:name="_Toc32054"/>
       <w:bookmarkStart w:id="8" w:name="_Toc21669"/>
@@ -853,14 +853,14 @@
           <w:szCs w:val="44"/>
         </w:rPr>
       </w:pPr>
-      <w:bookmarkStart w:id="10" w:name="_Toc1410"/>
-      <w:bookmarkStart w:id="11" w:name="_Toc18058"/>
-      <w:bookmarkStart w:id="12" w:name="_Toc105081895"/>
-      <w:bookmarkStart w:id="13" w:name="_Toc4088"/>
-      <w:bookmarkStart w:id="14" w:name="_Toc3871"/>
-      <w:bookmarkStart w:id="15" w:name="_Toc25920"/>
-      <w:bookmarkStart w:id="16" w:name="_Toc23369_WPSOffice_Level1"/>
-      <w:bookmarkStart w:id="17" w:name="_Toc6221_WPSOffice_Level1"/>
+      <w:bookmarkStart w:id="10" w:name="_Toc18058"/>
+      <w:bookmarkStart w:id="11" w:name="_Toc105081895"/>
+      <w:bookmarkStart w:id="12" w:name="_Toc23369_WPSOffice_Level1"/>
+      <w:bookmarkStart w:id="13" w:name="_Toc3871"/>
+      <w:bookmarkStart w:id="14" w:name="_Toc1410"/>
+      <w:bookmarkStart w:id="15" w:name="_Toc6221_WPSOffice_Level1"/>
+      <w:bookmarkStart w:id="16" w:name="_Toc25920"/>
+      <w:bookmarkStart w:id="17" w:name="_Toc4088"/>
       <w:bookmarkStart w:id="18" w:name="_Toc534807930"/>
       <w:bookmarkStart w:id="19" w:name="_Toc3823"/>
       <w:r>
@@ -920,7 +920,6 @@
             <w:insideH w:val="none" w:color="auto" w:sz="0" w:space="0"/>
             <w:insideV w:val="none" w:color="auto" w:sz="0" w:space="0"/>
           </w:tblBorders>
-          <w:shd w:val="clear" w:color="auto" w:fill="auto"/>
           <w:tblCellMar>
             <w:top w:w="0" w:type="dxa"/>
             <w:left w:w="0" w:type="dxa"/>
@@ -1071,6 +1070,7 @@
             <w:insideH w:val="none" w:color="auto" w:sz="0" w:space="0"/>
             <w:insideV w:val="none" w:color="auto" w:sz="0" w:space="0"/>
           </w:tblBorders>
+          <w:shd w:val="clear" w:color="auto" w:fill="auto"/>
           <w:tblCellMar>
             <w:top w:w="0" w:type="dxa"/>
             <w:left w:w="0" w:type="dxa"/>
@@ -1185,6 +1185,7 @@
             <w:insideH w:val="none" w:color="auto" w:sz="0" w:space="0"/>
             <w:insideV w:val="none" w:color="auto" w:sz="0" w:space="0"/>
           </w:tblBorders>
+          <w:shd w:val="clear" w:color="auto" w:fill="auto"/>
           <w:tblCellMar>
             <w:top w:w="0" w:type="dxa"/>
             <w:left w:w="0" w:type="dxa"/>
@@ -1481,6 +1482,7 @@
             <w:insideH w:val="none" w:color="auto" w:sz="0" w:space="0"/>
             <w:insideV w:val="none" w:color="auto" w:sz="0" w:space="0"/>
           </w:tblBorders>
+          <w:shd w:val="clear" w:color="auto" w:fill="auto"/>
           <w:tblCellMar>
             <w:top w:w="0" w:type="dxa"/>
             <w:left w:w="0" w:type="dxa"/>
@@ -2672,9 +2674,10 @@
             <w:pPr>
               <w:widowControl/>
               <w:rPr>
-                <w:rFonts w:ascii="Times New Roman" w:hAnsi="Times New Roman" w:eastAsia="微软雅黑" w:cs="Times New Roman"/>
-                <w:color w:val="262626"/>
-                <w:sz w:val="21"/>
+                <w:rFonts w:hint="default" w:ascii="Times New Roman" w:hAnsi="Times New Roman" w:eastAsia="微软雅黑" w:cs="Times New Roman"/>
+                <w:color w:val="262626"/>
+                <w:sz w:val="21"/>
+                <w:lang w:val="en-US"/>
               </w:rPr>
             </w:pPr>
             <w:r>
@@ -2684,8 +2687,19 @@
                 <w:sz w:val="21"/>
                 <w:lang w:eastAsia="zh-CN"/>
               </w:rPr>
-              <w:t>BRCA1/2基因状态</w:t>
-            </w:r>
+              <w:t>BRCA1/2基因</w:t>
+            </w:r>
+            <w:r>
+              <w:rPr>
+                <w:rFonts w:hint="eastAsia" w:ascii="Times New Roman" w:hAnsi="Times New Roman" w:eastAsia="微软雅黑" w:cs="Times New Roman"/>
+                <w:color w:val="262626"/>
+                <w:sz w:val="21"/>
+                <w:lang w:val="en-US" w:eastAsia="zh-CN"/>
+              </w:rPr>
+              <w:t>失活变异</w:t>
+            </w:r>
+            <w:bookmarkStart w:id="33" w:name="_GoBack"/>
+            <w:bookmarkEnd w:id="33"/>
           </w:p>
         </w:tc>
         <w:tc>
@@ -2720,25 +2734,7 @@
                 <w:sz w:val="21"/>
                 <w:lang w:eastAsia="zh-CN"/>
               </w:rPr>
-              <w:t>{{ summaryOfRresults.hrd</w:t>
-            </w:r>
-            <w:r>
-              <w:rPr>
-                <w:rFonts w:ascii="Times New Roman" w:hAnsi="Times New Roman" w:eastAsia="微软雅黑" w:cs="黑体"/>
-                <w:color w:val="262626"/>
-                <w:sz w:val="21"/>
-                <w:lang w:eastAsia="zh-CN"/>
-              </w:rPr>
-              <w:t>BRCAState</w:t>
-            </w:r>
-            <w:r>
-              <w:rPr>
-                <w:rFonts w:hint="eastAsia" w:ascii="Times New Roman" w:hAnsi="Times New Roman" w:eastAsia="微软雅黑" w:cs="黑体"/>
-                <w:color w:val="262626"/>
-                <w:sz w:val="21"/>
-                <w:lang w:eastAsia="zh-CN"/>
-              </w:rPr>
-              <w:t xml:space="preserve"> }}</w:t>
+              <w:t>{{ summaryOfRresults.hrdBRCAState | splitlines }}</w:t>
             </w:r>
           </w:p>
         </w:tc>
@@ -3000,16 +2996,16 @@
           <w:lang w:val="en-US" w:eastAsia="zh-CN"/>
         </w:rPr>
       </w:pPr>
-      <w:bookmarkStart w:id="21" w:name="_Toc23375"/>
-      <w:bookmarkStart w:id="22" w:name="_Toc18062_WPSOffice_Level2"/>
-      <w:bookmarkStart w:id="23" w:name="_Toc149837258"/>
-      <w:bookmarkStart w:id="24" w:name="_Toc11015_WPSOffice_Level2"/>
-      <w:bookmarkStart w:id="25" w:name="_Toc30265"/>
-      <w:bookmarkStart w:id="26" w:name="_Toc24979"/>
-      <w:bookmarkStart w:id="27" w:name="_Toc9088"/>
-      <w:bookmarkStart w:id="28" w:name="_Toc105081898"/>
-      <w:bookmarkStart w:id="29" w:name="_Toc23434"/>
-      <w:bookmarkStart w:id="30" w:name="_Toc22976"/>
+      <w:bookmarkStart w:id="21" w:name="_Toc149837258"/>
+      <w:bookmarkStart w:id="22" w:name="_Toc9088"/>
+      <w:bookmarkStart w:id="23" w:name="_Toc23375"/>
+      <w:bookmarkStart w:id="24" w:name="_Toc24979"/>
+      <w:bookmarkStart w:id="25" w:name="_Toc18062_WPSOffice_Level2"/>
+      <w:bookmarkStart w:id="26" w:name="_Toc11015_WPSOffice_Level2"/>
+      <w:bookmarkStart w:id="27" w:name="_Toc105081898"/>
+      <w:bookmarkStart w:id="28" w:name="_Toc22976"/>
+      <w:bookmarkStart w:id="29" w:name="_Toc30265"/>
+      <w:bookmarkStart w:id="30" w:name="_Toc23434"/>
       <w:r>
         <w:rPr>
           <w:rFonts w:hint="eastAsia" w:ascii="微软雅黑" w:hAnsi="微软雅黑" w:cs="Times New Roman"/>
@@ -3662,7 +3658,6 @@
                 <w:lang w:val="en-US" w:eastAsia="zh-CN" w:bidi="ar-SA"/>
               </w:rPr>
             </w:pPr>
-            <w:bookmarkStart w:id="33" w:name="_GoBack" w:colFirst="1" w:colLast="2"/>
             <w:r>
               <w:rPr>
                 <w:rFonts w:hint="default" w:ascii="Times New Roman" w:hAnsi="Times New Roman" w:eastAsia="微软雅黑" w:cs="Times New Roman"/>
@@ -4082,7 +4077,6 @@
           </w:p>
         </w:tc>
       </w:tr>
-      <w:bookmarkEnd w:id="33"/>
       <w:tr>
         <w:tblPrEx>
           <w:tblBorders>
@@ -5598,8 +5592,8 @@
           <w:lang w:val="en-US" w:eastAsia="zh-CN"/>
         </w:rPr>
       </w:pPr>
-      <w:bookmarkStart w:id="31" w:name="_Toc149837259"/>
-      <w:bookmarkStart w:id="32" w:name="_Toc7697"/>
+      <w:bookmarkStart w:id="31" w:name="_Toc7697"/>
+      <w:bookmarkStart w:id="32" w:name="_Toc149837259"/>
       <w:r>
         <w:rPr>
           <w:rFonts w:hint="eastAsia" w:ascii="微软雅黑" w:hAnsi="微软雅黑" w:cs="Times New Roman"/>

--- a/WebContent/docx/HRR45_HRDscore基因检测报告-简单版.docx
+++ b/WebContent/docx/HRR45_HRDscore基因检测报告-简单版.docx
@@ -10,15 +10,15 @@
           <w:sz w:val="20"/>
         </w:rPr>
       </w:pPr>
-      <w:bookmarkStart w:id="0" w:name="_Toc27500"/>
-      <w:bookmarkStart w:id="1" w:name="_Toc24397"/>
-      <w:bookmarkStart w:id="2" w:name="_Toc13806"/>
+      <w:bookmarkStart w:id="0" w:name="_Toc13806"/>
+      <w:bookmarkStart w:id="1" w:name="_Toc30143_WPSOffice_Level1"/>
+      <w:bookmarkStart w:id="2" w:name="_Toc21669"/>
       <w:bookmarkStart w:id="3" w:name="_Toc21009_WPSOffice_Level1"/>
-      <w:bookmarkStart w:id="4" w:name="_Toc105081892"/>
-      <w:bookmarkStart w:id="5" w:name="_Toc24178_WPSOffice_Level1"/>
-      <w:bookmarkStart w:id="6" w:name="_Toc30143_WPSOffice_Level1"/>
-      <w:bookmarkStart w:id="7" w:name="_Toc32054"/>
-      <w:bookmarkStart w:id="8" w:name="_Toc21669"/>
+      <w:bookmarkStart w:id="4" w:name="_Toc24397"/>
+      <w:bookmarkStart w:id="5" w:name="_Toc32054"/>
+      <w:bookmarkStart w:id="6" w:name="_Toc24178_WPSOffice_Level1"/>
+      <w:bookmarkStart w:id="7" w:name="_Toc105081892"/>
+      <w:bookmarkStart w:id="8" w:name="_Toc27500"/>
       <w:r>
         <w:rPr>
           <w:rFonts w:hint="eastAsia" w:ascii="Times New Roman" w:hAnsi="Times New Roman" w:eastAsia="微软雅黑" w:cs="Times New Roman"/>
@@ -853,13 +853,13 @@
           <w:szCs w:val="44"/>
         </w:rPr>
       </w:pPr>
-      <w:bookmarkStart w:id="10" w:name="_Toc18058"/>
-      <w:bookmarkStart w:id="11" w:name="_Toc105081895"/>
+      <w:bookmarkStart w:id="10" w:name="_Toc1410"/>
+      <w:bookmarkStart w:id="11" w:name="_Toc25920"/>
       <w:bookmarkStart w:id="12" w:name="_Toc23369_WPSOffice_Level1"/>
-      <w:bookmarkStart w:id="13" w:name="_Toc3871"/>
-      <w:bookmarkStart w:id="14" w:name="_Toc1410"/>
-      <w:bookmarkStart w:id="15" w:name="_Toc6221_WPSOffice_Level1"/>
-      <w:bookmarkStart w:id="16" w:name="_Toc25920"/>
+      <w:bookmarkStart w:id="13" w:name="_Toc6221_WPSOffice_Level1"/>
+      <w:bookmarkStart w:id="14" w:name="_Toc3871"/>
+      <w:bookmarkStart w:id="15" w:name="_Toc18058"/>
+      <w:bookmarkStart w:id="16" w:name="_Toc105081895"/>
       <w:bookmarkStart w:id="17" w:name="_Toc4088"/>
       <w:bookmarkStart w:id="18" w:name="_Toc534807930"/>
       <w:bookmarkStart w:id="19" w:name="_Toc3823"/>
@@ -920,6 +920,7 @@
             <w:insideH w:val="none" w:color="auto" w:sz="0" w:space="0"/>
             <w:insideV w:val="none" w:color="auto" w:sz="0" w:space="0"/>
           </w:tblBorders>
+          <w:shd w:val="clear" w:color="auto" w:fill="auto"/>
           <w:tblCellMar>
             <w:top w:w="0" w:type="dxa"/>
             <w:left w:w="0" w:type="dxa"/>
@@ -1056,6 +1057,416 @@
                 <w:lang w:eastAsia="zh-CN"/>
               </w:rPr>
               <w:t>检测结果</w:t>
+            </w:r>
+          </w:p>
+        </w:tc>
+      </w:tr>
+      <w:tr>
+        <w:tblPrEx>
+          <w:tblBorders>
+            <w:top w:val="none" w:color="auto" w:sz="0" w:space="0"/>
+            <w:left w:val="none" w:color="auto" w:sz="0" w:space="0"/>
+            <w:bottom w:val="none" w:color="auto" w:sz="0" w:space="0"/>
+            <w:right w:val="none" w:color="auto" w:sz="0" w:space="0"/>
+            <w:insideH w:val="none" w:color="auto" w:sz="0" w:space="0"/>
+            <w:insideV w:val="none" w:color="auto" w:sz="0" w:space="0"/>
+          </w:tblBorders>
+          <w:tblCellMar>
+            <w:top w:w="0" w:type="dxa"/>
+            <w:left w:w="0" w:type="dxa"/>
+            <w:bottom w:w="0" w:type="dxa"/>
+            <w:right w:w="0" w:type="dxa"/>
+          </w:tblCellMar>
+        </w:tblPrEx>
+        <w:trPr>
+          <w:trHeight w:val="397" w:hRule="atLeast"/>
+          <w:jc w:val="center"/>
+        </w:trPr>
+        <w:tc>
+          <w:tcPr>
+            <w:tcW w:w="2166" w:type="pct"/>
+            <w:tcBorders>
+              <w:top w:val="single" w:color="31849B" w:sz="8" w:space="0"/>
+              <w:bottom w:val="single" w:color="31849B" w:sz="8" w:space="0"/>
+              <w:right w:val="single" w:color="31849B" w:sz="8" w:space="0"/>
+            </w:tcBorders>
+            <w:shd w:val="clear" w:color="auto" w:fill="auto"/>
+            <w:vAlign w:val="center"/>
+          </w:tcPr>
+          <w:p>
+            <w:pPr>
+              <w:pStyle w:val="20"/>
+              <w:ind w:left="119" w:leftChars="0"/>
+              <w:rPr>
+                <w:rFonts w:ascii="Times New Roman" w:hAnsi="Times New Roman" w:eastAsia="微软雅黑" w:cs="Times New Roman"/>
+                <w:b/>
+                <w:bCs/>
+                <w:color w:val="262626"/>
+                <w:sz w:val="21"/>
+                <w:szCs w:val="21"/>
+              </w:rPr>
+            </w:pPr>
+            <w:r>
+              <w:rPr>
+                <w:rFonts w:ascii="Times New Roman" w:hAnsi="Times New Roman" w:eastAsia="微软雅黑" w:cs="Times New Roman"/>
+                <w:b/>
+                <w:bCs/>
+                <w:color w:val="262626"/>
+                <w:sz w:val="21"/>
+                <w:szCs w:val="21"/>
+              </w:rPr>
+              <w:t>同源重组缺陷状态</w:t>
+            </w:r>
+          </w:p>
+        </w:tc>
+        <w:tc>
+          <w:tcPr>
+            <w:tcW w:w="2833" w:type="pct"/>
+            <w:tcBorders>
+              <w:top w:val="single" w:color="31849B" w:sz="8" w:space="0"/>
+              <w:left w:val="single" w:color="31849B" w:sz="8" w:space="0"/>
+              <w:bottom w:val="single" w:color="31849B" w:sz="8" w:space="0"/>
+            </w:tcBorders>
+            <w:shd w:val="clear" w:color="auto" w:fill="auto"/>
+            <w:vAlign w:val="center"/>
+          </w:tcPr>
+          <w:p>
+            <w:pPr>
+              <w:pStyle w:val="20"/>
+              <w:ind w:left="119" w:leftChars="0"/>
+              <w:rPr>
+                <w:rFonts w:ascii="Times New Roman" w:hAnsi="Times New Roman" w:eastAsia="微软雅黑" w:cs="Times New Roman"/>
+                <w:color w:val="262626"/>
+                <w:sz w:val="21"/>
+                <w:szCs w:val="21"/>
+                <w:lang w:eastAsia="zh-CN"/>
+              </w:rPr>
+            </w:pPr>
+            <w:r>
+              <w:rPr>
+                <w:rFonts w:hint="eastAsia" w:ascii="Times New Roman" w:hAnsi="Times New Roman" w:eastAsia="微软雅黑" w:cs="Times New Roman"/>
+                <w:color w:val="262626"/>
+                <w:sz w:val="21"/>
+                <w:szCs w:val="21"/>
+                <w:lang w:eastAsia="zh-CN"/>
+              </w:rPr>
+              <w:t>{{ summaryOfRresults.hrd</w:t>
+            </w:r>
+            <w:r>
+              <w:rPr>
+                <w:rFonts w:ascii="Times New Roman" w:hAnsi="Times New Roman" w:eastAsia="微软雅黑" w:cs="Times New Roman"/>
+                <w:color w:val="262626"/>
+                <w:sz w:val="21"/>
+                <w:szCs w:val="21"/>
+                <w:lang w:eastAsia="zh-CN"/>
+              </w:rPr>
+              <w:t>State</w:t>
+            </w:r>
+            <w:r>
+              <w:rPr>
+                <w:rFonts w:hint="eastAsia" w:ascii="Times New Roman" w:hAnsi="Times New Roman" w:eastAsia="微软雅黑" w:cs="Times New Roman"/>
+                <w:color w:val="262626"/>
+                <w:sz w:val="21"/>
+                <w:szCs w:val="21"/>
+                <w:lang w:eastAsia="zh-CN"/>
+              </w:rPr>
+              <w:t xml:space="preserve"> }}</w:t>
+            </w:r>
+          </w:p>
+        </w:tc>
+      </w:tr>
+      <w:tr>
+        <w:tblPrEx>
+          <w:tblBorders>
+            <w:top w:val="none" w:color="auto" w:sz="0" w:space="0"/>
+            <w:left w:val="none" w:color="auto" w:sz="0" w:space="0"/>
+            <w:bottom w:val="none" w:color="auto" w:sz="0" w:space="0"/>
+            <w:right w:val="none" w:color="auto" w:sz="0" w:space="0"/>
+            <w:insideH w:val="none" w:color="auto" w:sz="0" w:space="0"/>
+            <w:insideV w:val="none" w:color="auto" w:sz="0" w:space="0"/>
+          </w:tblBorders>
+          <w:tblCellMar>
+            <w:top w:w="0" w:type="dxa"/>
+            <w:left w:w="0" w:type="dxa"/>
+            <w:bottom w:w="0" w:type="dxa"/>
+            <w:right w:w="0" w:type="dxa"/>
+          </w:tblCellMar>
+        </w:tblPrEx>
+        <w:trPr>
+          <w:trHeight w:val="397" w:hRule="atLeast"/>
+          <w:jc w:val="center"/>
+        </w:trPr>
+        <w:tc>
+          <w:tcPr>
+            <w:tcW w:w="2166" w:type="pct"/>
+            <w:tcBorders>
+              <w:top w:val="single" w:color="31849B" w:sz="8" w:space="0"/>
+              <w:bottom w:val="single" w:color="31849B" w:sz="8" w:space="0"/>
+              <w:right w:val="single" w:color="31849B" w:sz="8" w:space="0"/>
+            </w:tcBorders>
+            <w:shd w:val="clear" w:color="auto" w:fill="auto"/>
+            <w:vAlign w:val="center"/>
+          </w:tcPr>
+          <w:p>
+            <w:pPr>
+              <w:pStyle w:val="20"/>
+              <w:keepNext w:val="0"/>
+              <w:keepLines w:val="0"/>
+              <w:pageBreakBefore w:val="0"/>
+              <w:widowControl w:val="0"/>
+              <w:kinsoku/>
+              <w:wordWrap/>
+              <w:overflowPunct/>
+              <w:topLinePunct w:val="0"/>
+              <w:autoSpaceDE/>
+              <w:autoSpaceDN/>
+              <w:bidi w:val="0"/>
+              <w:adjustRightInd w:val="0"/>
+              <w:snapToGrid w:val="0"/>
+              <w:spacing w:line="240" w:lineRule="auto"/>
+              <w:ind w:left="110" w:leftChars="50"/>
+              <w:jc w:val="both"/>
+              <w:textAlignment w:val="auto"/>
+              <w:rPr>
+                <w:rFonts w:ascii="Times New Roman" w:hAnsi="Times New Roman" w:eastAsia="微软雅黑" w:cs="Times New Roman"/>
+                <w:b/>
+                <w:bCs/>
+                <w:color w:val="262626"/>
+                <w:sz w:val="21"/>
+                <w:szCs w:val="21"/>
+              </w:rPr>
+            </w:pPr>
+            <w:r>
+              <w:rPr>
+                <w:rFonts w:ascii="Times New Roman" w:hAnsi="Times New Roman" w:eastAsia="微软雅黑" w:cs="Times New Roman"/>
+                <w:b/>
+                <w:bCs/>
+                <w:color w:val="262626"/>
+                <w:sz w:val="21"/>
+                <w:szCs w:val="21"/>
+              </w:rPr>
+              <w:t>靶向用药指导</w:t>
+            </w:r>
+          </w:p>
+        </w:tc>
+        <w:tc>
+          <w:tcPr>
+            <w:tcW w:w="2833" w:type="pct"/>
+            <w:tcBorders>
+              <w:top w:val="single" w:color="31849B" w:sz="8" w:space="0"/>
+              <w:left w:val="single" w:color="31849B" w:sz="8" w:space="0"/>
+              <w:bottom w:val="single" w:color="31849B" w:sz="8" w:space="0"/>
+            </w:tcBorders>
+            <w:shd w:val="clear" w:color="auto" w:fill="auto"/>
+            <w:vAlign w:val="center"/>
+          </w:tcPr>
+          <w:p>
+            <w:pPr>
+              <w:pStyle w:val="20"/>
+              <w:spacing w:before="100" w:line="187" w:lineRule="auto"/>
+              <w:ind w:left="119" w:right="119"/>
+              <w:rPr>
+                <w:rFonts w:ascii="Times New Roman" w:hAnsi="Times New Roman" w:eastAsia="微软雅黑" w:cs="Times New Roman"/>
+                <w:color w:val="262626"/>
+                <w:sz w:val="21"/>
+                <w:szCs w:val="21"/>
+                <w:lang w:eastAsia="zh-CN"/>
+              </w:rPr>
+            </w:pPr>
+            <w:r>
+              <w:rPr>
+                <w:rFonts w:ascii="Times New Roman" w:hAnsi="Times New Roman" w:eastAsia="微软雅黑" w:cs="Times New Roman"/>
+                <w:color w:val="262626"/>
+                <w:sz w:val="21"/>
+                <w:szCs w:val="21"/>
+                <w:lang w:eastAsia="zh-CN"/>
+              </w:rPr>
+              <w:t>共检出</w:t>
+            </w:r>
+            <w:r>
+              <w:rPr>
+                <w:rFonts w:hint="eastAsia" w:ascii="Times New Roman" w:hAnsi="Times New Roman" w:eastAsia="微软雅黑" w:cs="黑体"/>
+                <w:color w:val="262626"/>
+                <w:sz w:val="21"/>
+                <w:lang w:eastAsia="zh-CN"/>
+              </w:rPr>
+              <w:t>{{ summaryOfRresults.thisGeneticmarkerVwListSize }}</w:t>
+            </w:r>
+            <w:r>
+              <w:rPr>
+                <w:rFonts w:ascii="Times New Roman" w:hAnsi="Times New Roman" w:eastAsia="微软雅黑" w:cs="Times New Roman"/>
+                <w:color w:val="262626"/>
+                <w:sz w:val="21"/>
+                <w:szCs w:val="21"/>
+                <w:lang w:eastAsia="zh-CN"/>
+              </w:rPr>
+              <w:t>个体细胞突变，其中</w:t>
+            </w:r>
+            <w:r>
+              <w:rPr>
+                <w:rFonts w:hint="eastAsia" w:ascii="Times New Roman" w:hAnsi="Times New Roman" w:eastAsia="微软雅黑" w:cs="黑体"/>
+                <w:color w:val="262626"/>
+                <w:sz w:val="21"/>
+                <w:lang w:eastAsia="zh-CN"/>
+              </w:rPr>
+              <w:t>{{ summaryOfRresults.somaticCellMedicationNum}}</w:t>
+            </w:r>
+            <w:r>
+              <w:rPr>
+                <w:rFonts w:ascii="Times New Roman" w:hAnsi="Times New Roman" w:eastAsia="微软雅黑" w:cs="Times New Roman"/>
+                <w:color w:val="262626"/>
+                <w:sz w:val="21"/>
+                <w:szCs w:val="21"/>
+                <w:lang w:eastAsia="zh-CN"/>
+              </w:rPr>
+              <w:t>个与靶向药物相关</w:t>
+            </w:r>
+            <w:r>
+              <w:rPr>
+                <w:rFonts w:hint="eastAsia" w:ascii="Times New Roman" w:hAnsi="Times New Roman" w:eastAsia="微软雅黑" w:cs="Times New Roman"/>
+                <w:color w:val="262626"/>
+                <w:sz w:val="21"/>
+                <w:szCs w:val="21"/>
+                <w:lang w:eastAsia="zh-CN" w:bidi="ar"/>
+              </w:rPr>
+              <w:t>{{</w:t>
+            </w:r>
+            <w:r>
+              <w:rPr>
+                <w:rFonts w:ascii="Times New Roman" w:hAnsi="Times New Roman" w:eastAsia="微软雅黑" w:cs="Times New Roman"/>
+                <w:color w:val="262626"/>
+                <w:sz w:val="21"/>
+                <w:szCs w:val="21"/>
+                <w:lang w:eastAsia="zh-CN" w:bidi="ar"/>
+              </w:rPr>
+              <w:t>bodyDrugStr</w:t>
+            </w:r>
+            <w:r>
+              <w:rPr>
+                <w:rFonts w:hint="eastAsia" w:ascii="Times New Roman" w:hAnsi="Times New Roman" w:eastAsia="微软雅黑" w:cs="Times New Roman"/>
+                <w:color w:val="262626"/>
+                <w:sz w:val="21"/>
+                <w:szCs w:val="21"/>
+                <w:lang w:eastAsia="zh-CN" w:bidi="ar"/>
+              </w:rPr>
+              <w:t>}}</w:t>
+            </w:r>
+            <w:r>
+              <w:rPr>
+                <w:rFonts w:ascii="Times New Roman" w:hAnsi="Times New Roman" w:eastAsia="微软雅黑" w:cs="Times New Roman"/>
+                <w:color w:val="262626"/>
+                <w:sz w:val="21"/>
+                <w:szCs w:val="21"/>
+                <w:lang w:eastAsia="zh-CN"/>
+              </w:rPr>
+              <w:t>；</w:t>
+            </w:r>
+          </w:p>
+          <w:p>
+            <w:pPr>
+              <w:pStyle w:val="20"/>
+              <w:keepNext w:val="0"/>
+              <w:keepLines w:val="0"/>
+              <w:pageBreakBefore w:val="0"/>
+              <w:widowControl w:val="0"/>
+              <w:kinsoku/>
+              <w:wordWrap/>
+              <w:overflowPunct/>
+              <w:topLinePunct w:val="0"/>
+              <w:autoSpaceDE/>
+              <w:autoSpaceDN/>
+              <w:bidi w:val="0"/>
+              <w:adjustRightInd w:val="0"/>
+              <w:snapToGrid w:val="0"/>
+              <w:spacing w:line="240" w:lineRule="auto"/>
+              <w:ind w:left="110" w:leftChars="50" w:right="119" w:rightChars="0"/>
+              <w:jc w:val="both"/>
+              <w:textAlignment w:val="auto"/>
+              <w:rPr>
+                <w:rFonts w:hint="eastAsia" w:ascii="微软雅黑" w:hAnsi="微软雅黑" w:eastAsia="微软雅黑" w:cs="微软雅黑"/>
+                <w:color w:val="262626"/>
+                <w:sz w:val="18"/>
+                <w:szCs w:val="18"/>
+                <w:lang w:eastAsia="zh-CN"/>
+              </w:rPr>
+            </w:pPr>
+            <w:r>
+              <w:rPr>
+                <w:rFonts w:ascii="Times New Roman" w:hAnsi="Times New Roman" w:eastAsia="微软雅黑" w:cs="Times New Roman"/>
+                <w:color w:val="262626"/>
+                <w:sz w:val="21"/>
+                <w:szCs w:val="21"/>
+                <w:lang w:eastAsia="zh-CN"/>
+              </w:rPr>
+              <w:t>共检出</w:t>
+            </w:r>
+            <w:r>
+              <w:rPr>
+                <w:rFonts w:hint="eastAsia" w:ascii="Times New Roman" w:hAnsi="Times New Roman" w:eastAsia="微软雅黑" w:cs="黑体"/>
+                <w:color w:val="262626"/>
+                <w:sz w:val="21"/>
+                <w:lang w:eastAsia="zh-CN"/>
+              </w:rPr>
+              <w:t>{{ summaryOfRresults.crCheckLineStrYF1280Size }}</w:t>
+            </w:r>
+            <w:r>
+              <w:rPr>
+                <w:rFonts w:ascii="Times New Roman" w:hAnsi="Times New Roman" w:eastAsia="微软雅黑" w:cs="Times New Roman"/>
+                <w:color w:val="262626"/>
+                <w:sz w:val="21"/>
+                <w:szCs w:val="21"/>
+                <w:lang w:eastAsia="zh-CN"/>
+              </w:rPr>
+              <w:t>个胚系突变，其中</w:t>
+            </w:r>
+            <w:r>
+              <w:rPr>
+                <w:rFonts w:hint="eastAsia" w:ascii="Times New Roman" w:hAnsi="Times New Roman" w:eastAsia="微软雅黑" w:cs="黑体"/>
+                <w:color w:val="262626"/>
+                <w:sz w:val="21"/>
+                <w:lang w:eastAsia="zh-CN"/>
+              </w:rPr>
+              <w:t>{{summaryOfRresults.crDrugList}}</w:t>
+            </w:r>
+            <w:r>
+              <w:rPr>
+                <w:rFonts w:ascii="Times New Roman" w:hAnsi="Times New Roman" w:eastAsia="微软雅黑" w:cs="Times New Roman"/>
+                <w:color w:val="262626"/>
+                <w:sz w:val="21"/>
+                <w:szCs w:val="21"/>
+                <w:lang w:eastAsia="zh-CN"/>
+              </w:rPr>
+              <w:t>个与靶向药物相关</w:t>
+            </w:r>
+            <w:r>
+              <w:rPr>
+                <w:rFonts w:hint="eastAsia" w:ascii="Times New Roman" w:hAnsi="Times New Roman" w:eastAsia="微软雅黑" w:cs="Times New Roman"/>
+                <w:color w:val="262626"/>
+                <w:sz w:val="21"/>
+                <w:szCs w:val="21"/>
+                <w:lang w:eastAsia="zh-CN" w:bidi="ar"/>
+              </w:rPr>
+              <w:t>{{</w:t>
+            </w:r>
+            <w:r>
+              <w:rPr>
+                <w:rFonts w:ascii="Times New Roman" w:hAnsi="Times New Roman" w:eastAsia="微软雅黑" w:cs="Times New Roman"/>
+                <w:color w:val="262626"/>
+                <w:sz w:val="21"/>
+                <w:szCs w:val="21"/>
+                <w:lang w:eastAsia="zh-CN" w:bidi="ar"/>
+              </w:rPr>
+              <w:t>embryonalDrugStr</w:t>
+            </w:r>
+            <w:r>
+              <w:rPr>
+                <w:rFonts w:hint="eastAsia" w:ascii="Times New Roman" w:hAnsi="Times New Roman" w:eastAsia="微软雅黑" w:cs="Times New Roman"/>
+                <w:color w:val="262626"/>
+                <w:sz w:val="21"/>
+                <w:szCs w:val="21"/>
+                <w:lang w:eastAsia="zh-CN" w:bidi="ar"/>
+              </w:rPr>
+              <w:t>}}</w:t>
             </w:r>
           </w:p>
         </w:tc>
@@ -1096,121 +1507,6 @@
           <w:p>
             <w:pPr>
               <w:pStyle w:val="20"/>
-              <w:ind w:left="119" w:leftChars="0"/>
-              <w:rPr>
-                <w:rFonts w:ascii="Times New Roman" w:hAnsi="Times New Roman" w:eastAsia="微软雅黑" w:cs="Times New Roman"/>
-                <w:b/>
-                <w:bCs/>
-                <w:color w:val="262626"/>
-                <w:sz w:val="21"/>
-                <w:szCs w:val="21"/>
-              </w:rPr>
-            </w:pPr>
-            <w:r>
-              <w:rPr>
-                <w:rFonts w:ascii="Times New Roman" w:hAnsi="Times New Roman" w:eastAsia="微软雅黑" w:cs="Times New Roman"/>
-                <w:b/>
-                <w:bCs/>
-                <w:color w:val="262626"/>
-                <w:sz w:val="21"/>
-                <w:szCs w:val="21"/>
-              </w:rPr>
-              <w:t>同源重组缺陷状态</w:t>
-            </w:r>
-          </w:p>
-        </w:tc>
-        <w:tc>
-          <w:tcPr>
-            <w:tcW w:w="2833" w:type="pct"/>
-            <w:tcBorders>
-              <w:top w:val="single" w:color="31849B" w:sz="8" w:space="0"/>
-              <w:left w:val="single" w:color="31849B" w:sz="8" w:space="0"/>
-              <w:bottom w:val="single" w:color="31849B" w:sz="8" w:space="0"/>
-            </w:tcBorders>
-            <w:shd w:val="clear" w:color="auto" w:fill="auto"/>
-            <w:vAlign w:val="center"/>
-          </w:tcPr>
-          <w:p>
-            <w:pPr>
-              <w:pStyle w:val="20"/>
-              <w:ind w:left="119" w:leftChars="0"/>
-              <w:rPr>
-                <w:rFonts w:ascii="Times New Roman" w:hAnsi="Times New Roman" w:eastAsia="微软雅黑" w:cs="Times New Roman"/>
-                <w:color w:val="262626"/>
-                <w:sz w:val="21"/>
-                <w:szCs w:val="21"/>
-                <w:lang w:eastAsia="zh-CN"/>
-              </w:rPr>
-            </w:pPr>
-            <w:r>
-              <w:rPr>
-                <w:rFonts w:hint="eastAsia" w:ascii="Times New Roman" w:hAnsi="Times New Roman" w:eastAsia="微软雅黑" w:cs="Times New Roman"/>
-                <w:color w:val="262626"/>
-                <w:sz w:val="21"/>
-                <w:szCs w:val="21"/>
-                <w:lang w:eastAsia="zh-CN"/>
-              </w:rPr>
-              <w:t>{{ summaryOfRresults.hrd</w:t>
-            </w:r>
-            <w:r>
-              <w:rPr>
-                <w:rFonts w:ascii="Times New Roman" w:hAnsi="Times New Roman" w:eastAsia="微软雅黑" w:cs="Times New Roman"/>
-                <w:color w:val="262626"/>
-                <w:sz w:val="21"/>
-                <w:szCs w:val="21"/>
-                <w:lang w:eastAsia="zh-CN"/>
-              </w:rPr>
-              <w:t>State</w:t>
-            </w:r>
-            <w:r>
-              <w:rPr>
-                <w:rFonts w:hint="eastAsia" w:ascii="Times New Roman" w:hAnsi="Times New Roman" w:eastAsia="微软雅黑" w:cs="Times New Roman"/>
-                <w:color w:val="262626"/>
-                <w:sz w:val="21"/>
-                <w:szCs w:val="21"/>
-                <w:lang w:eastAsia="zh-CN"/>
-              </w:rPr>
-              <w:t xml:space="preserve"> }}</w:t>
-            </w:r>
-          </w:p>
-        </w:tc>
-      </w:tr>
-      <w:tr>
-        <w:tblPrEx>
-          <w:tblBorders>
-            <w:top w:val="none" w:color="auto" w:sz="0" w:space="0"/>
-            <w:left w:val="none" w:color="auto" w:sz="0" w:space="0"/>
-            <w:bottom w:val="none" w:color="auto" w:sz="0" w:space="0"/>
-            <w:right w:val="none" w:color="auto" w:sz="0" w:space="0"/>
-            <w:insideH w:val="none" w:color="auto" w:sz="0" w:space="0"/>
-            <w:insideV w:val="none" w:color="auto" w:sz="0" w:space="0"/>
-          </w:tblBorders>
-          <w:shd w:val="clear" w:color="auto" w:fill="auto"/>
-          <w:tblCellMar>
-            <w:top w:w="0" w:type="dxa"/>
-            <w:left w:w="0" w:type="dxa"/>
-            <w:bottom w:w="0" w:type="dxa"/>
-            <w:right w:w="0" w:type="dxa"/>
-          </w:tblCellMar>
-        </w:tblPrEx>
-        <w:trPr>
-          <w:trHeight w:val="397" w:hRule="atLeast"/>
-          <w:jc w:val="center"/>
-        </w:trPr>
-        <w:tc>
-          <w:tcPr>
-            <w:tcW w:w="2166" w:type="pct"/>
-            <w:tcBorders>
-              <w:top w:val="single" w:color="31849B" w:sz="8" w:space="0"/>
-              <w:bottom w:val="single" w:color="31849B" w:sz="8" w:space="0"/>
-              <w:right w:val="single" w:color="31849B" w:sz="8" w:space="0"/>
-            </w:tcBorders>
-            <w:shd w:val="clear" w:color="auto" w:fill="auto"/>
-            <w:vAlign w:val="center"/>
-          </w:tcPr>
-          <w:p>
-            <w:pPr>
-              <w:pStyle w:val="20"/>
               <w:keepNext w:val="0"/>
               <w:keepLines w:val="0"/>
               <w:pageBreakBefore w:val="0"/>
@@ -1246,7 +1542,7 @@
                 <w:sz w:val="21"/>
                 <w:szCs w:val="21"/>
               </w:rPr>
-              <w:t>靶向用药指导</w:t>
+              <w:t>肿瘤遗传风险检测</w:t>
             </w:r>
           </w:p>
         </w:tc>
@@ -1261,108 +1557,6 @@
             <w:shd w:val="clear" w:color="auto" w:fill="auto"/>
             <w:vAlign w:val="center"/>
           </w:tcPr>
-          <w:p>
-            <w:pPr>
-              <w:pStyle w:val="20"/>
-              <w:spacing w:before="100" w:line="187" w:lineRule="auto"/>
-              <w:ind w:left="119" w:right="119"/>
-              <w:rPr>
-                <w:rFonts w:ascii="Times New Roman" w:hAnsi="Times New Roman" w:eastAsia="微软雅黑" w:cs="Times New Roman"/>
-                <w:color w:val="262626"/>
-                <w:sz w:val="21"/>
-                <w:szCs w:val="21"/>
-                <w:lang w:eastAsia="zh-CN"/>
-              </w:rPr>
-            </w:pPr>
-            <w:r>
-              <w:rPr>
-                <w:rFonts w:ascii="Times New Roman" w:hAnsi="Times New Roman" w:eastAsia="微软雅黑" w:cs="Times New Roman"/>
-                <w:color w:val="262626"/>
-                <w:sz w:val="21"/>
-                <w:szCs w:val="21"/>
-                <w:lang w:eastAsia="zh-CN"/>
-              </w:rPr>
-              <w:t>共检出</w:t>
-            </w:r>
-            <w:r>
-              <w:rPr>
-                <w:rFonts w:hint="eastAsia" w:ascii="Times New Roman" w:hAnsi="Times New Roman" w:eastAsia="微软雅黑" w:cs="黑体"/>
-                <w:color w:val="262626"/>
-                <w:sz w:val="21"/>
-                <w:lang w:eastAsia="zh-CN"/>
-              </w:rPr>
-              <w:t>{{ summaryOfRresults.thisGeneticmarkerVwListSize }}</w:t>
-            </w:r>
-            <w:r>
-              <w:rPr>
-                <w:rFonts w:ascii="Times New Roman" w:hAnsi="Times New Roman" w:eastAsia="微软雅黑" w:cs="Times New Roman"/>
-                <w:color w:val="262626"/>
-                <w:sz w:val="21"/>
-                <w:szCs w:val="21"/>
-                <w:lang w:eastAsia="zh-CN"/>
-              </w:rPr>
-              <w:t>个体细胞突变，其中</w:t>
-            </w:r>
-            <w:r>
-              <w:rPr>
-                <w:rFonts w:hint="eastAsia" w:ascii="Times New Roman" w:hAnsi="Times New Roman" w:eastAsia="微软雅黑" w:cs="黑体"/>
-                <w:color w:val="262626"/>
-                <w:sz w:val="21"/>
-                <w:lang w:eastAsia="zh-CN"/>
-              </w:rPr>
-              <w:t>{{ summaryOfRresults.somaticCellMedicationNum}}</w:t>
-            </w:r>
-            <w:r>
-              <w:rPr>
-                <w:rFonts w:ascii="Times New Roman" w:hAnsi="Times New Roman" w:eastAsia="微软雅黑" w:cs="Times New Roman"/>
-                <w:color w:val="262626"/>
-                <w:sz w:val="21"/>
-                <w:szCs w:val="21"/>
-                <w:lang w:eastAsia="zh-CN"/>
-              </w:rPr>
-              <w:t>个与靶向药物相关</w:t>
-            </w:r>
-            <w:r>
-              <w:rPr>
-                <w:rFonts w:hint="eastAsia" w:ascii="Times New Roman" w:hAnsi="Times New Roman" w:eastAsia="微软雅黑" w:cs="Times New Roman"/>
-                <w:color w:val="262626"/>
-                <w:sz w:val="21"/>
-                <w:szCs w:val="21"/>
-                <w:lang w:eastAsia="zh-CN" w:bidi="ar"/>
-              </w:rPr>
-              <w:t>{{</w:t>
-            </w:r>
-            <w:r>
-              <w:rPr>
-                <w:rFonts w:ascii="Times New Roman" w:hAnsi="Times New Roman" w:eastAsia="微软雅黑" w:cs="Times New Roman"/>
-                <w:color w:val="262626"/>
-                <w:sz w:val="21"/>
-                <w:szCs w:val="21"/>
-                <w:lang w:eastAsia="zh-CN" w:bidi="ar"/>
-              </w:rPr>
-              <w:t>bodyDrugStr</w:t>
-            </w:r>
-            <w:r>
-              <w:rPr>
-                <w:rFonts w:hint="eastAsia" w:ascii="Times New Roman" w:hAnsi="Times New Roman" w:eastAsia="微软雅黑" w:cs="Times New Roman"/>
-                <w:color w:val="262626"/>
-                <w:sz w:val="21"/>
-                <w:szCs w:val="21"/>
-                <w:lang w:eastAsia="zh-CN" w:bidi="ar"/>
-              </w:rPr>
-              <w:t>}}</w:t>
-            </w:r>
-            <w:r>
-              <w:rPr>
-                <w:rFonts w:ascii="Times New Roman" w:hAnsi="Times New Roman" w:eastAsia="微软雅黑" w:cs="Times New Roman"/>
-                <w:color w:val="262626"/>
-                <w:sz w:val="21"/>
-                <w:szCs w:val="21"/>
-                <w:lang w:eastAsia="zh-CN"/>
-              </w:rPr>
-              <w:t>；</w:t>
-            </w:r>
-          </w:p>
           <w:p>
             <w:pPr>
               <w:pStyle w:val="20"/>
@@ -1393,81 +1587,13 @@
             </w:pPr>
             <w:r>
               <w:rPr>
-                <w:rFonts w:ascii="Times New Roman" w:hAnsi="Times New Roman" w:eastAsia="微软雅黑" w:cs="Times New Roman"/>
-                <w:color w:val="262626"/>
-                <w:sz w:val="21"/>
-                <w:szCs w:val="21"/>
-                <w:lang w:eastAsia="zh-CN"/>
-              </w:rPr>
-              <w:t>共检出</w:t>
-            </w:r>
-            <w:r>
-              <w:rPr>
-                <w:rFonts w:hint="eastAsia" w:ascii="Times New Roman" w:hAnsi="Times New Roman" w:eastAsia="微软雅黑" w:cs="黑体"/>
-                <w:color w:val="262626"/>
-                <w:sz w:val="21"/>
-                <w:lang w:eastAsia="zh-CN"/>
-              </w:rPr>
-              <w:t>{{ summaryOfRresults.crCheckLineStrYF1280Size }}</w:t>
-            </w:r>
-            <w:r>
-              <w:rPr>
-                <w:rFonts w:ascii="Times New Roman" w:hAnsi="Times New Roman" w:eastAsia="微软雅黑" w:cs="Times New Roman"/>
-                <w:color w:val="262626"/>
-                <w:sz w:val="21"/>
-                <w:szCs w:val="21"/>
-                <w:lang w:eastAsia="zh-CN"/>
-              </w:rPr>
-              <w:t>个胚系突变，其中</w:t>
-            </w:r>
-            <w:r>
-              <w:rPr>
-                <w:rFonts w:hint="eastAsia" w:ascii="Times New Roman" w:hAnsi="Times New Roman" w:eastAsia="微软雅黑" w:cs="黑体"/>
-                <w:color w:val="262626"/>
-                <w:sz w:val="21"/>
-                <w:lang w:eastAsia="zh-CN"/>
-              </w:rPr>
-              <w:t>{{summaryOfRresults.crDrugList}}</w:t>
-            </w:r>
-            <w:r>
-              <w:rPr>
-                <w:rFonts w:ascii="Times New Roman" w:hAnsi="Times New Roman" w:eastAsia="微软雅黑" w:cs="Times New Roman"/>
-                <w:color w:val="262626"/>
-                <w:sz w:val="21"/>
-                <w:szCs w:val="21"/>
-                <w:lang w:eastAsia="zh-CN"/>
-              </w:rPr>
-              <w:t>个与靶向药物相关</w:t>
-            </w:r>
-            <w:r>
-              <w:rPr>
                 <w:rFonts w:hint="eastAsia" w:ascii="Times New Roman" w:hAnsi="Times New Roman" w:eastAsia="微软雅黑" w:cs="Times New Roman"/>
                 <w:color w:val="262626"/>
                 <w:sz w:val="21"/>
                 <w:szCs w:val="21"/>
-                <w:lang w:eastAsia="zh-CN" w:bidi="ar"/>
-              </w:rPr>
-              <w:t>{{</w:t>
-            </w:r>
-            <w:r>
-              <w:rPr>
-                <w:rFonts w:ascii="Times New Roman" w:hAnsi="Times New Roman" w:eastAsia="微软雅黑" w:cs="Times New Roman"/>
-                <w:color w:val="262626"/>
-                <w:sz w:val="21"/>
-                <w:szCs w:val="21"/>
-                <w:lang w:eastAsia="zh-CN" w:bidi="ar"/>
-              </w:rPr>
-              <w:t>embryonalDrugStr</w:t>
-            </w:r>
-            <w:r>
-              <w:rPr>
-                <w:rFonts w:hint="eastAsia" w:ascii="Times New Roman" w:hAnsi="Times New Roman" w:eastAsia="微软雅黑" w:cs="Times New Roman"/>
-                <w:color w:val="262626"/>
-                <w:sz w:val="21"/>
-                <w:szCs w:val="21"/>
-                <w:lang w:eastAsia="zh-CN" w:bidi="ar"/>
-              </w:rPr>
-              <w:t>}}</w:t>
+                <w:lang w:eastAsia="zh-CN"/>
+              </w:rPr>
+              <w:t>共检出{{ summaryOfRresults.crCheckLineStrYF1280Size }}个胚系突变，其中{{summaryOfRresults.hasPathogenicityCount}}个为致病/可能致病性突变{{crCheckDrugStr}}{{summaryOfRresults.cr_tumors_desc}}</w:t>
             </w:r>
           </w:p>
         </w:tc>
@@ -1483,132 +1609,6 @@
             <w:insideV w:val="none" w:color="auto" w:sz="0" w:space="0"/>
           </w:tblBorders>
           <w:shd w:val="clear" w:color="auto" w:fill="auto"/>
-          <w:tblCellMar>
-            <w:top w:w="0" w:type="dxa"/>
-            <w:left w:w="0" w:type="dxa"/>
-            <w:bottom w:w="0" w:type="dxa"/>
-            <w:right w:w="0" w:type="dxa"/>
-          </w:tblCellMar>
-        </w:tblPrEx>
-        <w:trPr>
-          <w:trHeight w:val="397" w:hRule="atLeast"/>
-          <w:jc w:val="center"/>
-        </w:trPr>
-        <w:tc>
-          <w:tcPr>
-            <w:tcW w:w="2166" w:type="pct"/>
-            <w:tcBorders>
-              <w:top w:val="single" w:color="31849B" w:sz="8" w:space="0"/>
-              <w:bottom w:val="single" w:color="31849B" w:sz="8" w:space="0"/>
-              <w:right w:val="single" w:color="31849B" w:sz="8" w:space="0"/>
-            </w:tcBorders>
-            <w:shd w:val="clear" w:color="auto" w:fill="auto"/>
-            <w:vAlign w:val="center"/>
-          </w:tcPr>
-          <w:p>
-            <w:pPr>
-              <w:pStyle w:val="20"/>
-              <w:keepNext w:val="0"/>
-              <w:keepLines w:val="0"/>
-              <w:pageBreakBefore w:val="0"/>
-              <w:widowControl w:val="0"/>
-              <w:kinsoku/>
-              <w:wordWrap/>
-              <w:overflowPunct/>
-              <w:topLinePunct w:val="0"/>
-              <w:autoSpaceDE/>
-              <w:autoSpaceDN/>
-              <w:bidi w:val="0"/>
-              <w:adjustRightInd w:val="0"/>
-              <w:snapToGrid w:val="0"/>
-              <w:spacing w:line="240" w:lineRule="auto"/>
-              <w:ind w:left="110" w:leftChars="50"/>
-              <w:jc w:val="both"/>
-              <w:textAlignment w:val="auto"/>
-              <w:rPr>
-                <w:rFonts w:ascii="Times New Roman" w:hAnsi="Times New Roman" w:eastAsia="微软雅黑" w:cs="Times New Roman"/>
-                <w:b/>
-                <w:bCs/>
-                <w:color w:val="262626"/>
-                <w:sz w:val="21"/>
-                <w:szCs w:val="21"/>
-              </w:rPr>
-            </w:pPr>
-            <w:r>
-              <w:rPr>
-                <w:rFonts w:ascii="Times New Roman" w:hAnsi="Times New Roman" w:eastAsia="微软雅黑" w:cs="Times New Roman"/>
-                <w:b/>
-                <w:bCs/>
-                <w:color w:val="262626"/>
-                <w:sz w:val="21"/>
-                <w:szCs w:val="21"/>
-              </w:rPr>
-              <w:t>肿瘤遗传风险检测</w:t>
-            </w:r>
-          </w:p>
-        </w:tc>
-        <w:tc>
-          <w:tcPr>
-            <w:tcW w:w="2833" w:type="pct"/>
-            <w:tcBorders>
-              <w:top w:val="single" w:color="31849B" w:sz="8" w:space="0"/>
-              <w:left w:val="single" w:color="31849B" w:sz="8" w:space="0"/>
-              <w:bottom w:val="single" w:color="31849B" w:sz="8" w:space="0"/>
-            </w:tcBorders>
-            <w:shd w:val="clear" w:color="auto" w:fill="auto"/>
-            <w:vAlign w:val="center"/>
-          </w:tcPr>
-          <w:p>
-            <w:pPr>
-              <w:pStyle w:val="20"/>
-              <w:keepNext w:val="0"/>
-              <w:keepLines w:val="0"/>
-              <w:pageBreakBefore w:val="0"/>
-              <w:widowControl w:val="0"/>
-              <w:kinsoku/>
-              <w:wordWrap/>
-              <w:overflowPunct/>
-              <w:topLinePunct w:val="0"/>
-              <w:autoSpaceDE/>
-              <w:autoSpaceDN/>
-              <w:bidi w:val="0"/>
-              <w:adjustRightInd w:val="0"/>
-              <w:snapToGrid w:val="0"/>
-              <w:spacing w:line="240" w:lineRule="auto"/>
-              <w:ind w:left="110" w:leftChars="50" w:right="119" w:rightChars="0"/>
-              <w:jc w:val="both"/>
-              <w:textAlignment w:val="auto"/>
-              <w:rPr>
-                <w:rFonts w:hint="eastAsia" w:ascii="微软雅黑" w:hAnsi="微软雅黑" w:eastAsia="微软雅黑" w:cs="微软雅黑"/>
-                <w:color w:val="262626"/>
-                <w:sz w:val="18"/>
-                <w:szCs w:val="18"/>
-                <w:lang w:eastAsia="zh-CN"/>
-              </w:rPr>
-            </w:pPr>
-            <w:r>
-              <w:rPr>
-                <w:rFonts w:hint="eastAsia" w:ascii="Times New Roman" w:hAnsi="Times New Roman" w:eastAsia="微软雅黑" w:cs="Times New Roman"/>
-                <w:color w:val="262626"/>
-                <w:sz w:val="21"/>
-                <w:szCs w:val="21"/>
-                <w:lang w:eastAsia="zh-CN"/>
-              </w:rPr>
-              <w:t>共检出{{ summaryOfRresults.crCheckLineStrYF1280Size }}个胚系突变，其中{{summaryOfRresults.hasPathogenicityCount}}个为致病/可能致病性突变{{crCheckDrugStr}}{{summaryOfRresults.cr_tumors_desc}}</w:t>
-            </w:r>
-          </w:p>
-        </w:tc>
-      </w:tr>
-      <w:tr>
-        <w:tblPrEx>
-          <w:tblBorders>
-            <w:top w:val="none" w:color="auto" w:sz="0" w:space="0"/>
-            <w:left w:val="none" w:color="auto" w:sz="0" w:space="0"/>
-            <w:bottom w:val="none" w:color="auto" w:sz="0" w:space="0"/>
-            <w:right w:val="none" w:color="auto" w:sz="0" w:space="0"/>
-            <w:insideH w:val="none" w:color="auto" w:sz="0" w:space="0"/>
-            <w:insideV w:val="none" w:color="auto" w:sz="0" w:space="0"/>
-          </w:tblBorders>
           <w:tblCellMar>
             <w:top w:w="0" w:type="dxa"/>
             <w:left w:w="0" w:type="dxa"/>
@@ -1803,8 +1803,7 @@
       </w:tblPr>
       <w:tblGrid>
         <w:gridCol w:w="2004"/>
-        <w:gridCol w:w="1859"/>
-        <w:gridCol w:w="4036"/>
+        <w:gridCol w:w="5895"/>
         <w:gridCol w:w="1960"/>
       </w:tblGrid>
       <w:tr>
@@ -1869,47 +1868,7 @@
         </w:tc>
         <w:tc>
           <w:tcPr>
-            <w:tcW w:w="1859" w:type="dxa"/>
-            <w:tcBorders>
-              <w:top w:val="single" w:color="31849B" w:sz="12" w:space="0"/>
-              <w:left w:val="single" w:color="31849B" w:sz="8" w:space="0"/>
-              <w:bottom w:val="single" w:color="31849B" w:sz="8" w:space="0"/>
-              <w:right w:val="single" w:color="31849B" w:sz="8" w:space="0"/>
-            </w:tcBorders>
-            <w:shd w:val="clear" w:color="auto" w:fill="DAEEF3"/>
-            <w:vAlign w:val="center"/>
-          </w:tcPr>
-          <w:p>
-            <w:pPr>
-              <w:widowControl/>
-              <w:jc w:val="center"/>
-              <w:textAlignment w:val="center"/>
-              <w:rPr>
-                <w:rFonts w:hint="default" w:ascii="Times New Roman" w:hAnsi="Times New Roman" w:eastAsia="微软雅黑" w:cs="Times New Roman"/>
-                <w:b/>
-                <w:bCs/>
-                <w:color w:val="31849B"/>
-                <w:sz w:val="21"/>
-                <w:szCs w:val="21"/>
-              </w:rPr>
-            </w:pPr>
-            <w:r>
-              <w:rPr>
-                <w:rFonts w:hint="default" w:ascii="Times New Roman" w:hAnsi="Times New Roman" w:eastAsia="微软雅黑" w:cs="Times New Roman"/>
-                <w:b/>
-                <w:bCs/>
-                <w:color w:val="31849B"/>
-                <w:sz w:val="21"/>
-                <w:szCs w:val="21"/>
-                <w:lang w:eastAsia="zh-CN" w:bidi="ar"/>
-              </w:rPr>
-              <w:t>变异类型</w:t>
-            </w:r>
-          </w:p>
-        </w:tc>
-        <w:tc>
-          <w:tcPr>
-            <w:tcW w:w="4036" w:type="dxa"/>
+            <w:tcW w:w="5895" w:type="dxa"/>
             <w:tcBorders>
               <w:top w:val="single" w:color="31849B" w:sz="12" w:space="0"/>
               <w:left w:val="single" w:color="31849B" w:sz="8" w:space="0"/>
@@ -2048,7 +2007,7 @@
         <w:tc>
           <w:tcPr>
             <w:tcW w:w="9859" w:type="dxa"/>
-            <w:gridSpan w:val="4"/>
+            <w:gridSpan w:val="3"/>
             <w:tcBorders>
               <w:top w:val="single" w:color="31849B" w:sz="8" w:space="0"/>
               <w:bottom w:val="single" w:color="31849B" w:sz="8" w:space="0"/>
@@ -2123,6 +2082,7 @@
                 <w:szCs w:val="21"/>
               </w:rPr>
             </w:pPr>
+            <w:bookmarkStart w:id="33" w:name="_GoBack" w:colFirst="1" w:colLast="1"/>
             <w:r>
               <w:rPr>
                 <w:rFonts w:hint="default" w:ascii="Times New Roman" w:hAnsi="Times New Roman" w:eastAsia="微软雅黑" w:cs="Times New Roman"/>
@@ -2137,7 +2097,7 @@
         </w:tc>
         <w:tc>
           <w:tcPr>
-            <w:tcW w:w="1859" w:type="dxa"/>
+            <w:tcW w:w="5895" w:type="dxa"/>
             <w:tcBorders>
               <w:top w:val="single" w:color="31849B" w:sz="8" w:space="0"/>
               <w:left w:val="single" w:color="31849B" w:sz="8" w:space="0"/>
@@ -2150,34 +2110,89 @@
           </w:tcPr>
           <w:p>
             <w:pPr>
-              <w:jc w:val="center"/>
-              <w:rPr>
-                <w:rFonts w:hint="default" w:ascii="Times New Roman" w:hAnsi="Times New Roman" w:eastAsia="微软雅黑" w:cs="Times New Roman"/>
-                <w:color w:val="262626"/>
-                <w:sz w:val="21"/>
-                <w:szCs w:val="21"/>
-              </w:rPr>
-            </w:pPr>
-            <w:r>
-              <w:rPr>
-                <w:rFonts w:hint="default" w:ascii="Times New Roman" w:hAnsi="Times New Roman" w:eastAsia="微软雅黑" w:cs="Times New Roman"/>
-                <w:color w:val="262626"/>
-                <w:sz w:val="21"/>
-                <w:szCs w:val="21"/>
-                <w:lang w:eastAsia="zh-CN"/>
-              </w:rPr>
-              <w:t>{{ it.info }}</w:t>
-            </w:r>
-          </w:p>
-        </w:tc>
-        <w:tc>
-          <w:tcPr>
-            <w:tcW w:w="4036" w:type="dxa"/>
+              <w:widowControl/>
+              <w:jc w:val="center"/>
+              <w:textAlignment w:val="center"/>
+              <w:rPr>
+                <w:rFonts w:hint="default" w:ascii="Times New Roman" w:hAnsi="Times New Roman" w:eastAsia="微软雅黑" w:cs="Times New Roman"/>
+                <w:color w:val="262626"/>
+                <w:sz w:val="21"/>
+                <w:szCs w:val="21"/>
+                <w:lang w:eastAsia="zh-CN"/>
+              </w:rPr>
+            </w:pPr>
+            <w:r>
+              <w:rPr>
+                <w:rFonts w:hint="default" w:ascii="Times New Roman" w:hAnsi="Times New Roman" w:eastAsia="微软雅黑" w:cs="Times New Roman"/>
+                <w:color w:val="262626"/>
+                <w:sz w:val="21"/>
+                <w:szCs w:val="21"/>
+                <w:lang w:eastAsia="zh-CN"/>
+              </w:rPr>
+              <w:t>{% if it.ori_variantList == [] %}未检测到与用药相关突变{%else%}{% for i in it.ori_variantList %}{%if loop.last%}</w:t>
+            </w:r>
+            <w:r>
+              <w:rPr>
+                <w:rFonts w:hint="default" w:ascii="Times New Roman" w:hAnsi="Times New Roman" w:eastAsia="微软雅黑" w:cs="Times New Roman"/>
+                <w:color w:val="FF0000"/>
+                <w:sz w:val="21"/>
+                <w:szCs w:val="21"/>
+                <w:lang w:eastAsia="zh-CN"/>
+              </w:rPr>
+              <w:t>{{ i }}</w:t>
+            </w:r>
+            <w:r>
+              <w:rPr>
+                <w:rFonts w:hint="default" w:ascii="Times New Roman" w:hAnsi="Times New Roman" w:eastAsia="微软雅黑" w:cs="Times New Roman"/>
+                <w:color w:val="262626"/>
+                <w:sz w:val="21"/>
+                <w:szCs w:val="21"/>
+                <w:lang w:eastAsia="zh-CN"/>
+              </w:rPr>
+              <w:t>{%else%}</w:t>
+            </w:r>
+            <w:r>
+              <w:rPr>
+                <w:rFonts w:hint="default" w:ascii="Times New Roman" w:hAnsi="Times New Roman" w:eastAsia="微软雅黑" w:cs="Times New Roman"/>
+                <w:color w:val="FF0000"/>
+                <w:sz w:val="21"/>
+                <w:szCs w:val="21"/>
+                <w:lang w:eastAsia="zh-CN"/>
+              </w:rPr>
+              <w:t>{{ i }}</w:t>
+            </w:r>
+          </w:p>
+          <w:p>
+            <w:pPr>
+              <w:widowControl/>
+              <w:jc w:val="center"/>
+              <w:textAlignment w:val="center"/>
+              <w:rPr>
+                <w:rFonts w:hint="default" w:ascii="Times New Roman" w:hAnsi="Times New Roman" w:eastAsia="微软雅黑" w:cs="Times New Roman"/>
+                <w:color w:val="262626"/>
+                <w:sz w:val="21"/>
+                <w:szCs w:val="21"/>
+              </w:rPr>
+            </w:pPr>
+            <w:r>
+              <w:rPr>
+                <w:rFonts w:hint="default" w:ascii="Times New Roman" w:hAnsi="Times New Roman" w:eastAsia="微软雅黑" w:cs="Times New Roman"/>
+                <w:color w:val="262626"/>
+                <w:sz w:val="21"/>
+                <w:szCs w:val="21"/>
+                <w:lang w:eastAsia="zh-CN"/>
+              </w:rPr>
+              <w:t>{%endif%}{% endfor%}{%endif%}</w:t>
+            </w:r>
+          </w:p>
+        </w:tc>
+        <w:tc>
+          <w:tcPr>
+            <w:tcW w:w="1960" w:type="dxa"/>
             <w:tcBorders>
               <w:top w:val="single" w:color="31849B" w:sz="8" w:space="0"/>
               <w:left w:val="single" w:color="31849B" w:sz="8" w:space="0"/>
               <w:bottom w:val="single" w:color="31849B" w:sz="8" w:space="0"/>
-              <w:right w:val="single" w:color="31849B" w:sz="8" w:space="0"/>
             </w:tcBorders>
             <w:shd w:val="clear" w:color="auto" w:fill="auto"/>
             <w:vAlign w:val="center"/>
@@ -2203,7 +2218,7 @@
                 <w:szCs w:val="21"/>
                 <w:lang w:eastAsia="zh-CN"/>
               </w:rPr>
-              <w:t>{% if it.ori_variantList == [] %}未检测到与用药相关突变{%else%}{% for i in it.ori_variantList %}{%if loop.last%}</w:t>
+              <w:t>{% if it.mutFreqList == [] %}-{%else%}{% for i in it.mutFreqList %}{%if loop.last%}</w:t>
             </w:r>
             <w:r>
               <w:rPr>
@@ -2238,9 +2253,7 @@
           </w:p>
           <w:p>
             <w:pPr>
-              <w:widowControl/>
-              <w:jc w:val="center"/>
-              <w:textAlignment w:val="center"/>
+              <w:jc w:val="center"/>
               <w:rPr>
                 <w:rFonts w:hint="default" w:ascii="Times New Roman" w:hAnsi="Times New Roman" w:eastAsia="微软雅黑" w:cs="Times New Roman"/>
                 <w:color w:val="262626"/>
@@ -2260,94 +2273,8 @@
             </w:r>
           </w:p>
         </w:tc>
-        <w:tc>
-          <w:tcPr>
-            <w:tcW w:w="1960" w:type="dxa"/>
-            <w:tcBorders>
-              <w:top w:val="single" w:color="31849B" w:sz="8" w:space="0"/>
-              <w:left w:val="single" w:color="31849B" w:sz="8" w:space="0"/>
-              <w:bottom w:val="single" w:color="31849B" w:sz="8" w:space="0"/>
-            </w:tcBorders>
-            <w:shd w:val="clear" w:color="auto" w:fill="auto"/>
-            <w:vAlign w:val="center"/>
-          </w:tcPr>
-          <w:p>
-            <w:pPr>
-              <w:widowControl/>
-              <w:jc w:val="center"/>
-              <w:textAlignment w:val="center"/>
-              <w:rPr>
-                <w:rFonts w:hint="default" w:ascii="Times New Roman" w:hAnsi="Times New Roman" w:eastAsia="微软雅黑" w:cs="Times New Roman"/>
-                <w:color w:val="262626"/>
-                <w:sz w:val="21"/>
-                <w:szCs w:val="21"/>
-                <w:lang w:eastAsia="zh-CN"/>
-              </w:rPr>
-            </w:pPr>
-            <w:r>
-              <w:rPr>
-                <w:rFonts w:hint="default" w:ascii="Times New Roman" w:hAnsi="Times New Roman" w:eastAsia="微软雅黑" w:cs="Times New Roman"/>
-                <w:color w:val="262626"/>
-                <w:sz w:val="21"/>
-                <w:szCs w:val="21"/>
-                <w:lang w:eastAsia="zh-CN"/>
-              </w:rPr>
-              <w:t>{% if it.mutFreqList == [] %}-{%else%}{% for i in it.mutFreqList %}{%if loop.last%}</w:t>
-            </w:r>
-            <w:r>
-              <w:rPr>
-                <w:rFonts w:hint="default" w:ascii="Times New Roman" w:hAnsi="Times New Roman" w:eastAsia="微软雅黑" w:cs="Times New Roman"/>
-                <w:color w:val="FF0000"/>
-                <w:sz w:val="21"/>
-                <w:szCs w:val="21"/>
-                <w:lang w:eastAsia="zh-CN"/>
-              </w:rPr>
-              <w:t>{{ i }}</w:t>
-            </w:r>
-            <w:r>
-              <w:rPr>
-                <w:rFonts w:hint="default" w:ascii="Times New Roman" w:hAnsi="Times New Roman" w:eastAsia="微软雅黑" w:cs="Times New Roman"/>
-                <w:color w:val="262626"/>
-                <w:sz w:val="21"/>
-                <w:szCs w:val="21"/>
-                <w:lang w:eastAsia="zh-CN"/>
-              </w:rPr>
-              <w:t>{%else%}</w:t>
-            </w:r>
-            <w:r>
-              <w:rPr>
-                <w:rFonts w:hint="default" w:ascii="Times New Roman" w:hAnsi="Times New Roman" w:eastAsia="微软雅黑" w:cs="Times New Roman"/>
-                <w:color w:val="FF0000"/>
-                <w:sz w:val="21"/>
-                <w:szCs w:val="21"/>
-                <w:lang w:eastAsia="zh-CN"/>
-              </w:rPr>
-              <w:t>{{ i }}</w:t>
-            </w:r>
-          </w:p>
-          <w:p>
-            <w:pPr>
-              <w:jc w:val="center"/>
-              <w:rPr>
-                <w:rFonts w:hint="default" w:ascii="Times New Roman" w:hAnsi="Times New Roman" w:eastAsia="微软雅黑" w:cs="Times New Roman"/>
-                <w:color w:val="262626"/>
-                <w:sz w:val="21"/>
-                <w:szCs w:val="21"/>
-              </w:rPr>
-            </w:pPr>
-            <w:r>
-              <w:rPr>
-                <w:rFonts w:hint="default" w:ascii="Times New Roman" w:hAnsi="Times New Roman" w:eastAsia="微软雅黑" w:cs="Times New Roman"/>
-                <w:color w:val="262626"/>
-                <w:sz w:val="21"/>
-                <w:szCs w:val="21"/>
-                <w:lang w:eastAsia="zh-CN"/>
-              </w:rPr>
-              <w:t>{%endif%}{% endfor%}{%endif%}</w:t>
-            </w:r>
-          </w:p>
-        </w:tc>
       </w:tr>
+      <w:bookmarkEnd w:id="33"/>
       <w:tr>
         <w:tblPrEx>
           <w:tblBorders>
@@ -2372,7 +2299,7 @@
         <w:tc>
           <w:tcPr>
             <w:tcW w:w="9859" w:type="dxa"/>
-            <w:gridSpan w:val="4"/>
+            <w:gridSpan w:val="3"/>
             <w:tcBorders>
               <w:top w:val="single" w:color="31849B" w:sz="8" w:space="0"/>
               <w:bottom w:val="single" w:color="31849B" w:sz="12" w:space="0"/>
@@ -2698,8 +2625,6 @@
               </w:rPr>
               <w:t>失活变异</w:t>
             </w:r>
-            <w:bookmarkStart w:id="33" w:name="_GoBack"/>
-            <w:bookmarkEnd w:id="33"/>
           </w:p>
         </w:tc>
         <w:tc>
@@ -2996,16 +2921,16 @@
           <w:lang w:val="en-US" w:eastAsia="zh-CN"/>
         </w:rPr>
       </w:pPr>
-      <w:bookmarkStart w:id="21" w:name="_Toc149837258"/>
-      <w:bookmarkStart w:id="22" w:name="_Toc9088"/>
-      <w:bookmarkStart w:id="23" w:name="_Toc23375"/>
-      <w:bookmarkStart w:id="24" w:name="_Toc24979"/>
-      <w:bookmarkStart w:id="25" w:name="_Toc18062_WPSOffice_Level2"/>
-      <w:bookmarkStart w:id="26" w:name="_Toc11015_WPSOffice_Level2"/>
-      <w:bookmarkStart w:id="27" w:name="_Toc105081898"/>
-      <w:bookmarkStart w:id="28" w:name="_Toc22976"/>
-      <w:bookmarkStart w:id="29" w:name="_Toc30265"/>
-      <w:bookmarkStart w:id="30" w:name="_Toc23434"/>
+      <w:bookmarkStart w:id="21" w:name="_Toc30265"/>
+      <w:bookmarkStart w:id="22" w:name="_Toc11015_WPSOffice_Level2"/>
+      <w:bookmarkStart w:id="23" w:name="_Toc22976"/>
+      <w:bookmarkStart w:id="24" w:name="_Toc23375"/>
+      <w:bookmarkStart w:id="25" w:name="_Toc23434"/>
+      <w:bookmarkStart w:id="26" w:name="_Toc9088"/>
+      <w:bookmarkStart w:id="27" w:name="_Toc18062_WPSOffice_Level2"/>
+      <w:bookmarkStart w:id="28" w:name="_Toc105081898"/>
+      <w:bookmarkStart w:id="29" w:name="_Toc149837258"/>
+      <w:bookmarkStart w:id="30" w:name="_Toc24979"/>
       <w:r>
         <w:rPr>
           <w:rFonts w:hint="eastAsia" w:ascii="微软雅黑" w:hAnsi="微软雅黑" w:cs="Times New Roman"/>
@@ -3624,12 +3549,6 @@
             <w:insideH w:val="single" w:color="31849B" w:sz="4" w:space="0"/>
             <w:insideV w:val="none" w:color="auto" w:sz="0" w:space="0"/>
           </w:tblBorders>
-          <w:tblCellMar>
-            <w:top w:w="0" w:type="dxa"/>
-            <w:left w:w="0" w:type="dxa"/>
-            <w:bottom w:w="0" w:type="dxa"/>
-            <w:right w:w="0" w:type="dxa"/>
-          </w:tblCellMar>
         </w:tblPrEx>
         <w:trPr>
           <w:trHeight w:val="1438" w:hRule="atLeast"/>
@@ -7071,12 +6990,6 @@
             <w:insideH w:val="single" w:color="31849B" w:sz="4" w:space="0"/>
             <w:insideV w:val="single" w:color="31849B" w:sz="4" w:space="0"/>
           </w:tblBorders>
-          <w:tblCellMar>
-            <w:top w:w="0" w:type="dxa"/>
-            <w:left w:w="0" w:type="dxa"/>
-            <w:bottom w:w="0" w:type="dxa"/>
-            <w:right w:w="0" w:type="dxa"/>
-          </w:tblCellMar>
         </w:tblPrEx>
         <w:trPr>
           <w:trHeight w:val="510" w:hRule="atLeast"/>
@@ -8145,7 +8058,7 @@
     <w:tbl>
       <w:tblPr>
         <w:tblStyle w:val="14"/>
-        <w:tblW w:w="9781" w:type="dxa"/>
+        <w:tblW w:w="10005" w:type="dxa"/>
         <w:tblInd w:w="0" w:type="dxa"/>
         <w:tblBorders>
           <w:top w:val="none" w:color="auto" w:sz="0" w:space="0"/>
@@ -8164,9 +8077,11 @@
         </w:tblCellMar>
       </w:tblPr>
       <w:tblGrid>
-        <w:gridCol w:w="3260"/>
-        <w:gridCol w:w="3260"/>
-        <w:gridCol w:w="3261"/>
+        <w:gridCol w:w="979"/>
+        <w:gridCol w:w="2281"/>
+        <w:gridCol w:w="932"/>
+        <w:gridCol w:w="2644"/>
+        <w:gridCol w:w="3169"/>
       </w:tblGrid>
       <w:tr>
         <w:tblPrEx>
@@ -8186,11 +8101,11 @@
           </w:tblCellMar>
         </w:tblPrEx>
         <w:trPr>
-          <w:trHeight w:val="227" w:hRule="atLeast"/>
+          <w:trHeight w:val="510" w:hRule="atLeast"/>
         </w:trPr>
         <w:tc>
           <w:tcPr>
-            <w:tcW w:w="3260" w:type="dxa"/>
+            <w:tcW w:w="979" w:type="dxa"/>
             <w:shd w:val="clear" w:color="auto" w:fill="auto"/>
             <w:tcMar>
               <w:top w:w="28" w:type="dxa"/>
@@ -8198,10 +8113,11 @@
               <w:bottom w:w="28" w:type="dxa"/>
               <w:right w:w="108" w:type="dxa"/>
             </w:tcMar>
-            <w:vAlign w:val="top"/>
-          </w:tcPr>
-          <w:p>
-            <w:pPr>
+            <w:vAlign w:val="center"/>
+          </w:tcPr>
+          <w:p>
+            <w:pPr>
+              <w:jc w:val="left"/>
               <w:rPr>
                 <w:rFonts w:hint="eastAsia" w:ascii="微软雅黑" w:hAnsi="微软雅黑" w:eastAsia="微软雅黑" w:cs="微软雅黑"/>
                 <w:b/>
@@ -8220,145 +8136,11 @@
               </w:rPr>
               <w:t>检测者：</w:t>
             </w:r>
-            <w:r>
-              <w:rPr>
-                <w:sz w:val="22"/>
-              </w:rPr>
-              <mc:AlternateContent>
-                <mc:Choice Requires="wpg">
-                  <w:drawing>
-                    <wp:anchor distT="0" distB="0" distL="114300" distR="114300" simplePos="0" relativeHeight="251660288" behindDoc="0" locked="0" layoutInCell="1" allowOverlap="1">
-                      <wp:simplePos x="0" y="0"/>
-                      <wp:positionH relativeFrom="column">
-                        <wp:posOffset>679450</wp:posOffset>
-                      </wp:positionH>
-                      <wp:positionV relativeFrom="paragraph">
-                        <wp:posOffset>-90805</wp:posOffset>
-                      </wp:positionV>
-                      <wp:extent cx="2597150" cy="360045"/>
-                      <wp:effectExtent l="0" t="0" r="0" b="5715"/>
-                      <wp:wrapNone/>
-                      <wp:docPr id="9" name="组合 9"/>
-                      <wp:cNvGraphicFramePr/>
-                      <a:graphic xmlns:a="http://schemas.openxmlformats.org/drawingml/2006/main">
-                        <a:graphicData uri="http://schemas.microsoft.com/office/word/2010/wordprocessingGroup">
-                          <wpg:wgp>
-                            <wpg:cNvGrpSpPr/>
-                            <wpg:grpSpPr>
-                              <a:xfrm>
-                                <a:off x="0" y="0"/>
-                                <a:ext cx="2597150" cy="360045"/>
-                                <a:chOff x="9632" y="12305"/>
-                                <a:chExt cx="4090" cy="567"/>
-                              </a:xfrm>
-                            </wpg:grpSpPr>
-                            <pic:pic xmlns:pic="http://schemas.openxmlformats.org/drawingml/2006/picture">
-                              <pic:nvPicPr>
-                                <pic:cNvPr id="16" name="图片 6" descr="蔡冬雪"/>
-                                <pic:cNvPicPr>
-                                  <a:picLocks noChangeAspect="1"/>
-                                </pic:cNvPicPr>
-                              </pic:nvPicPr>
-                              <pic:blipFill>
-                                <a:blip r:embed="rId5">
-                                  <a:clrChange>
-                                    <a:clrFrom>
-                                      <a:srgbClr val="FFFFFF">
-                                        <a:alpha val="100000"/>
-                                      </a:srgbClr>
-                                    </a:clrFrom>
-                                    <a:clrTo>
-                                      <a:srgbClr val="FFFFFF">
-                                        <a:alpha val="100000"/>
-                                        <a:alpha val="0"/>
-                                      </a:srgbClr>
-                                    </a:clrTo>
-                                  </a:clrChange>
-                                </a:blip>
-                                <a:srcRect l="18656" t="33322" r="18897" b="26699"/>
-                                <a:stretch>
-                                  <a:fillRect/>
-                                </a:stretch>
-                              </pic:blipFill>
-                              <pic:spPr>
-                                <a:xfrm>
-                                  <a:off x="9632" y="12347"/>
-                                  <a:ext cx="1010" cy="454"/>
-                                </a:xfrm>
-                                <a:prstGeom prst="rect">
-                                  <a:avLst/>
-                                </a:prstGeom>
-                              </pic:spPr>
-                            </pic:pic>
-                            <pic:pic xmlns:pic="http://schemas.openxmlformats.org/drawingml/2006/picture">
-                              <pic:nvPicPr>
-                                <pic:cNvPr id="12" name="图片 4" descr="王建丽"/>
-                                <pic:cNvPicPr>
-                                  <a:picLocks noChangeAspect="1"/>
-                                </pic:cNvPicPr>
-                              </pic:nvPicPr>
-                              <pic:blipFill>
-                                <a:blip r:embed="rId6">
-                                  <a:clrChange>
-                                    <a:clrFrom>
-                                      <a:srgbClr val="FFFFFF">
-                                        <a:alpha val="100000"/>
-                                      </a:srgbClr>
-                                    </a:clrFrom>
-                                    <a:clrTo>
-                                      <a:srgbClr val="FFFFFF">
-                                        <a:alpha val="100000"/>
-                                        <a:alpha val="0"/>
-                                      </a:srgbClr>
-                                    </a:clrTo>
-                                  </a:clrChange>
-                                </a:blip>
-                                <a:stretch>
-                                  <a:fillRect/>
-                                </a:stretch>
-                              </pic:blipFill>
-                              <pic:spPr>
-                                <a:xfrm>
-                                  <a:off x="12722" y="12305"/>
-                                  <a:ext cx="1000" cy="567"/>
-                                </a:xfrm>
-                                <a:prstGeom prst="rect">
-                                  <a:avLst/>
-                                </a:prstGeom>
-                              </pic:spPr>
-                            </pic:pic>
-                          </wpg:wgp>
-                        </a:graphicData>
-                      </a:graphic>
-                    </wp:anchor>
-                  </w:drawing>
-                </mc:Choice>
-                <mc:Fallback>
-                  <w:pict>
-                    <v:group id="_x0000_s1026" o:spid="_x0000_s1026" o:spt="203" style="position:absolute;left:0pt;margin-left:53.5pt;margin-top:-7.15pt;height:28.35pt;width:204.5pt;z-index:251660288;mso-width-relative:page;mso-height-relative:page;" coordorigin="9632,12305" coordsize="4090,567" o:gfxdata="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">
-                      <o:lock v:ext="edit" aspectratio="f"/>
-                      <v:shape id="图片 6" o:spid="_x0000_s1026" o:spt="75" alt="蔡冬雪" type="#_x0000_t75" style="position:absolute;left:9632;top:12347;height:454;width:1010;" filled="f" o:preferrelative="t" stroked="f" coordsize="21600,21600" o:gfxdata="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">
-                        <v:fill on="f" focussize="0,0"/>
-                        <v:stroke on="f"/>
-                        <v:imagedata r:id="rId5" cropleft="12226f" croptop="21838f" cropright="12384f" cropbottom="17497f" chromakey="#FFFFFF" o:title=""/>
-                        <o:lock v:ext="edit" aspectratio="t"/>
-                      </v:shape>
-                      <v:shape id="图片 4" o:spid="_x0000_s1026" o:spt="75" alt="王建丽" type="#_x0000_t75" style="position:absolute;left:12722;top:12305;height:567;width:1000;" filled="f" o:preferrelative="t" stroked="f" coordsize="21600,21600" o:gfxdata="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">
-                        <v:fill on="f" focussize="0,0"/>
-                        <v:stroke on="f"/>
-                        <v:imagedata r:id="rId6" chromakey="#FFFFFF" o:title=""/>
-                        <o:lock v:ext="edit" aspectratio="t"/>
-                      </v:shape>
-                    </v:group>
-                  </w:pict>
-                </mc:Fallback>
-              </mc:AlternateContent>
-            </w:r>
-          </w:p>
-        </w:tc>
-        <w:tc>
-          <w:tcPr>
-            <w:tcW w:w="3260" w:type="dxa"/>
+          </w:p>
+        </w:tc>
+        <w:tc>
+          <w:tcPr>
+            <w:tcW w:w="2281" w:type="dxa"/>
             <w:shd w:val="clear" w:color="auto" w:fill="auto"/>
             <w:tcMar>
               <w:top w:w="28" w:type="dxa"/>
@@ -8366,10 +8148,11 @@
               <w:bottom w:w="28" w:type="dxa"/>
               <w:right w:w="108" w:type="dxa"/>
             </w:tcMar>
-            <w:vAlign w:val="top"/>
-          </w:tcPr>
-          <w:p>
-            <w:pPr>
+            <w:vAlign w:val="center"/>
+          </w:tcPr>
+          <w:p>
+            <w:pPr>
+              <w:jc w:val="left"/>
               <w:rPr>
                 <w:rFonts w:hint="eastAsia" w:ascii="微软雅黑" w:hAnsi="微软雅黑" w:eastAsia="微软雅黑" w:cs="微软雅黑"/>
                 <w:b/>
@@ -8381,18 +8164,18 @@
             <w:r>
               <w:rPr>
                 <w:rFonts w:hint="eastAsia" w:ascii="微软雅黑" w:hAnsi="微软雅黑" w:eastAsia="微软雅黑" w:cs="微软雅黑"/>
-                <w:b/>
-                <w:bCs/>
+                <w:b w:val="0"/>
+                <w:bCs w:val="0"/>
                 <w:sz w:val="20"/>
                 <w:szCs w:val="20"/>
               </w:rPr>
-              <w:t>审核者：</w:t>
-            </w:r>
-          </w:p>
-        </w:tc>
-        <w:tc>
-          <w:tcPr>
-            <w:tcW w:w="3261" w:type="dxa"/>
+              <w:t>{{"ty_tianjin1"|sign(51,23)}}</w:t>
+            </w:r>
+          </w:p>
+        </w:tc>
+        <w:tc>
+          <w:tcPr>
+            <w:tcW w:w="932" w:type="dxa"/>
             <w:shd w:val="clear" w:color="auto" w:fill="auto"/>
             <w:tcMar>
               <w:top w:w="28" w:type="dxa"/>
@@ -8400,10 +8183,81 @@
               <w:bottom w:w="28" w:type="dxa"/>
               <w:right w:w="108" w:type="dxa"/>
             </w:tcMar>
-            <w:vAlign w:val="top"/>
-          </w:tcPr>
-          <w:p>
-            <w:pPr>
+            <w:vAlign w:val="center"/>
+          </w:tcPr>
+          <w:p>
+            <w:pPr>
+              <w:jc w:val="left"/>
+              <w:rPr>
+                <w:rFonts w:hint="eastAsia" w:ascii="微软雅黑" w:hAnsi="微软雅黑" w:eastAsia="微软雅黑" w:cs="微软雅黑"/>
+                <w:b/>
+                <w:bCs/>
+                <w:sz w:val="20"/>
+                <w:szCs w:val="20"/>
+              </w:rPr>
+            </w:pPr>
+            <w:r>
+              <w:rPr>
+                <w:rFonts w:hint="eastAsia" w:ascii="微软雅黑" w:hAnsi="微软雅黑" w:eastAsia="微软雅黑" w:cs="微软雅黑"/>
+                <w:b/>
+                <w:bCs/>
+                <w:sz w:val="20"/>
+                <w:szCs w:val="20"/>
+              </w:rPr>
+              <w:t>审核者：</w:t>
+            </w:r>
+          </w:p>
+        </w:tc>
+        <w:tc>
+          <w:tcPr>
+            <w:tcW w:w="2644" w:type="dxa"/>
+            <w:shd w:val="clear" w:color="auto" w:fill="auto"/>
+            <w:tcMar>
+              <w:top w:w="28" w:type="dxa"/>
+              <w:left w:w="108" w:type="dxa"/>
+              <w:bottom w:w="28" w:type="dxa"/>
+              <w:right w:w="108" w:type="dxa"/>
+            </w:tcMar>
+            <w:vAlign w:val="center"/>
+          </w:tcPr>
+          <w:p>
+            <w:pPr>
+              <w:jc w:val="left"/>
+              <w:rPr>
+                <w:rFonts w:hint="eastAsia" w:ascii="微软雅黑" w:hAnsi="微软雅黑" w:eastAsia="微软雅黑" w:cs="微软雅黑"/>
+                <w:b/>
+                <w:bCs/>
+                <w:sz w:val="20"/>
+                <w:szCs w:val="20"/>
+              </w:rPr>
+            </w:pPr>
+            <w:r>
+              <w:rPr>
+                <w:rFonts w:hint="eastAsia" w:ascii="微软雅黑" w:hAnsi="微软雅黑" w:eastAsia="微软雅黑" w:cs="微软雅黑"/>
+                <w:b w:val="0"/>
+                <w:bCs w:val="0"/>
+                <w:sz w:val="20"/>
+                <w:szCs w:val="20"/>
+              </w:rPr>
+              <w:t>{{"ty_tianjin2"|sign(49,27)}}</w:t>
+            </w:r>
+          </w:p>
+        </w:tc>
+        <w:tc>
+          <w:tcPr>
+            <w:tcW w:w="3169" w:type="dxa"/>
+            <w:shd w:val="clear" w:color="auto" w:fill="auto"/>
+            <w:tcMar>
+              <w:top w:w="28" w:type="dxa"/>
+              <w:left w:w="108" w:type="dxa"/>
+              <w:bottom w:w="28" w:type="dxa"/>
+              <w:right w:w="108" w:type="dxa"/>
+            </w:tcMar>
+            <w:vAlign w:val="center"/>
+          </w:tcPr>
+          <w:p>
+            <w:pPr>
+              <w:jc w:val="left"/>
               <w:rPr>
                 <w:rFonts w:hint="eastAsia" w:ascii="微软雅黑" w:hAnsi="微软雅黑" w:eastAsia="微软雅黑" w:cs="微软雅黑"/>
                 <w:b/>
@@ -8515,7 +8369,7 @@
     <w:tbl>
       <w:tblPr>
         <w:tblStyle w:val="14"/>
-        <w:tblW w:w="9781" w:type="dxa"/>
+        <w:tblW w:w="10005" w:type="dxa"/>
         <w:tblInd w:w="0" w:type="dxa"/>
         <w:tblBorders>
           <w:top w:val="none" w:color="auto" w:sz="0" w:space="0"/>
@@ -8534,9 +8388,11 @@
         </w:tblCellMar>
       </w:tblPr>
       <w:tblGrid>
-        <w:gridCol w:w="3260"/>
-        <w:gridCol w:w="3260"/>
-        <w:gridCol w:w="3261"/>
+        <w:gridCol w:w="1005"/>
+        <w:gridCol w:w="2255"/>
+        <w:gridCol w:w="945"/>
+        <w:gridCol w:w="2617"/>
+        <w:gridCol w:w="3183"/>
       </w:tblGrid>
       <w:tr>
         <w:tblPrEx>
@@ -8556,11 +8412,11 @@
           </w:tblCellMar>
         </w:tblPrEx>
         <w:trPr>
-          <w:trHeight w:val="227" w:hRule="atLeast"/>
+          <w:trHeight w:val="510" w:hRule="atLeast"/>
         </w:trPr>
         <w:tc>
           <w:tcPr>
-            <w:tcW w:w="3260" w:type="dxa"/>
+            <w:tcW w:w="1005" w:type="dxa"/>
             <w:shd w:val="clear" w:color="auto" w:fill="auto"/>
             <w:tcMar>
               <w:top w:w="28" w:type="dxa"/>
@@ -8568,10 +8424,11 @@
               <w:bottom w:w="28" w:type="dxa"/>
               <w:right w:w="108" w:type="dxa"/>
             </w:tcMar>
-            <w:vAlign w:val="top"/>
-          </w:tcPr>
-          <w:p>
-            <w:pPr>
+            <w:vAlign w:val="center"/>
+          </w:tcPr>
+          <w:p>
+            <w:pPr>
+              <w:jc w:val="left"/>
               <w:rPr>
                 <w:rFonts w:hint="eastAsia" w:ascii="微软雅黑" w:hAnsi="微软雅黑" w:eastAsia="微软雅黑" w:cs="微软雅黑"/>
                 <w:b/>
@@ -8590,149 +8447,11 @@
               </w:rPr>
               <w:t>检测者：</w:t>
             </w:r>
-            <w:r>
-              <w:rPr>
-                <w:sz w:val="24"/>
-              </w:rPr>
-              <mc:AlternateContent>
-                <mc:Choice Requires="wpg">
-                  <w:drawing>
-                    <wp:anchor distT="0" distB="0" distL="114300" distR="114300" simplePos="0" relativeHeight="251661312" behindDoc="0" locked="0" layoutInCell="1" allowOverlap="1">
-                      <wp:simplePos x="0" y="0"/>
-                      <wp:positionH relativeFrom="column">
-                        <wp:posOffset>655320</wp:posOffset>
-                      </wp:positionH>
-                      <wp:positionV relativeFrom="paragraph">
-                        <wp:posOffset>-91440</wp:posOffset>
-                      </wp:positionV>
-                      <wp:extent cx="2618740" cy="431800"/>
-                      <wp:effectExtent l="0" t="0" r="0" b="0"/>
-                      <wp:wrapNone/>
-                      <wp:docPr id="10" name="组合 10"/>
-                      <wp:cNvGraphicFramePr/>
-                      <a:graphic xmlns:a="http://schemas.openxmlformats.org/drawingml/2006/main">
-                        <a:graphicData uri="http://schemas.microsoft.com/office/word/2010/wordprocessingGroup">
-                          <wpg:wgp>
-                            <wpg:cNvGrpSpPr/>
-                            <wpg:grpSpPr>
-                              <a:xfrm>
-                                <a:off x="0" y="0"/>
-                                <a:ext cx="2618740" cy="431800"/>
-                                <a:chOff x="9633" y="114512"/>
-                                <a:chExt cx="4124" cy="680"/>
-                              </a:xfrm>
-                            </wpg:grpSpPr>
-                            <pic:pic xmlns:pic="http://schemas.openxmlformats.org/drawingml/2006/picture">
-                              <pic:nvPicPr>
-                                <pic:cNvPr id="6" name="图片 1"/>
-                                <pic:cNvPicPr>
-                                  <a:picLocks noChangeAspect="1"/>
-                                </pic:cNvPicPr>
-                              </pic:nvPicPr>
-                              <pic:blipFill>
-                                <a:blip r:embed="rId7">
-                                  <a:clrChange>
-                                    <a:clrFrom>
-                                      <a:srgbClr val="FFFFFF">
-                                        <a:alpha val="100000"/>
-                                      </a:srgbClr>
-                                    </a:clrFrom>
-                                    <a:clrTo>
-                                      <a:srgbClr val="FFFFFF">
-                                        <a:alpha val="100000"/>
-                                        <a:alpha val="0"/>
-                                      </a:srgbClr>
-                                    </a:clrTo>
-                                  </a:clrChange>
-                                </a:blip>
-                                <a:srcRect l="10922" t="11667"/>
-                                <a:stretch>
-                                  <a:fillRect/>
-                                </a:stretch>
-                              </pic:blipFill>
-                              <pic:spPr>
-                                <a:xfrm>
-                                  <a:off x="9633" y="114512"/>
-                                  <a:ext cx="1262" cy="680"/>
-                                </a:xfrm>
-                                <a:prstGeom prst="rect">
-                                  <a:avLst/>
-                                </a:prstGeom>
-                                <a:noFill/>
-                                <a:ln>
-                                  <a:noFill/>
-                                </a:ln>
-                              </pic:spPr>
-                            </pic:pic>
-                            <pic:pic xmlns:pic="http://schemas.openxmlformats.org/drawingml/2006/picture">
-                              <pic:nvPicPr>
-                                <pic:cNvPr id="11" name="图片 11" descr="王建丽"/>
-                                <pic:cNvPicPr>
-                                  <a:picLocks noChangeAspect="1"/>
-                                </pic:cNvPicPr>
-                              </pic:nvPicPr>
-                              <pic:blipFill>
-                                <a:blip r:embed="rId6">
-                                  <a:clrChange>
-                                    <a:clrFrom>
-                                      <a:srgbClr val="FFFFFF">
-                                        <a:alpha val="100000"/>
-                                      </a:srgbClr>
-                                    </a:clrFrom>
-                                    <a:clrTo>
-                                      <a:srgbClr val="FFFFFF">
-                                        <a:alpha val="100000"/>
-                                        <a:alpha val="0"/>
-                                      </a:srgbClr>
-                                    </a:clrTo>
-                                  </a:clrChange>
-                                </a:blip>
-                                <a:stretch>
-                                  <a:fillRect/>
-                                </a:stretch>
-                              </pic:blipFill>
-                              <pic:spPr>
-                                <a:xfrm>
-                                  <a:off x="12755" y="114524"/>
-                                  <a:ext cx="1002" cy="567"/>
-                                </a:xfrm>
-                                <a:prstGeom prst="rect">
-                                  <a:avLst/>
-                                </a:prstGeom>
-                              </pic:spPr>
-                            </pic:pic>
-                          </wpg:wgp>
-                        </a:graphicData>
-                      </a:graphic>
-                    </wp:anchor>
-                  </w:drawing>
-                </mc:Choice>
-                <mc:Fallback>
-                  <w:pict>
-                    <v:group id="_x0000_s1026" o:spid="_x0000_s1026" o:spt="203" style="position:absolute;left:0pt;margin-left:51.6pt;margin-top:-7.2pt;height:34pt;width:206.2pt;z-index:251661312;mso-width-relative:page;mso-height-relative:page;" coordorigin="9633,114512" coordsize="4124,680" o:gfxdata="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">
-                      <o:lock v:ext="edit" aspectratio="f"/>
-                      <v:shape id="图片 1" o:spid="_x0000_s1026" o:spt="75" type="#_x0000_t75" style="position:absolute;left:9633;top:114512;height:680;width:1262;" filled="f" o:preferrelative="t" stroked="f" coordsize="21600,21600" o:gfxdata="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">
-                        <v:fill on="f" focussize="0,0"/>
-                        <v:stroke on="f"/>
-                        <v:imagedata r:id="rId7" cropleft="7158f" croptop="7646f" chromakey="#FFFFFF" o:title=""/>
-                        <o:lock v:ext="edit" aspectratio="t"/>
-                      </v:shape>
-                      <v:shape id="_x0000_s1026" o:spid="_x0000_s1026" o:spt="75" alt="王建丽" type="#_x0000_t75" style="position:absolute;left:12755;top:114524;height:567;width:1002;" filled="f" o:preferrelative="t" stroked="f" coordsize="21600,21600" o:gfxdata="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">
-                        <v:fill on="f" focussize="0,0"/>
-                        <v:stroke on="f"/>
-                        <v:imagedata r:id="rId6" chromakey="#FFFFFF" o:title=""/>
-                        <o:lock v:ext="edit" aspectratio="t"/>
-                      </v:shape>
-                    </v:group>
-                  </w:pict>
-                </mc:Fallback>
-              </mc:AlternateContent>
-            </w:r>
-          </w:p>
-        </w:tc>
-        <w:tc>
-          <w:tcPr>
-            <w:tcW w:w="3260" w:type="dxa"/>
+          </w:p>
+        </w:tc>
+        <w:tc>
+          <w:tcPr>
+            <w:tcW w:w="2255" w:type="dxa"/>
             <w:shd w:val="clear" w:color="auto" w:fill="auto"/>
             <w:tcMar>
               <w:top w:w="28" w:type="dxa"/>
@@ -8740,10 +8459,11 @@
               <w:bottom w:w="28" w:type="dxa"/>
               <w:right w:w="108" w:type="dxa"/>
             </w:tcMar>
-            <w:vAlign w:val="top"/>
-          </w:tcPr>
-          <w:p>
-            <w:pPr>
+            <w:vAlign w:val="center"/>
+          </w:tcPr>
+          <w:p>
+            <w:pPr>
+              <w:jc w:val="left"/>
               <w:rPr>
                 <w:rFonts w:hint="eastAsia" w:ascii="微软雅黑" w:hAnsi="微软雅黑" w:eastAsia="微软雅黑" w:cs="微软雅黑"/>
                 <w:b/>
@@ -8755,18 +8475,18 @@
             <w:r>
               <w:rPr>
                 <w:rFonts w:hint="eastAsia" w:ascii="微软雅黑" w:hAnsi="微软雅黑" w:eastAsia="微软雅黑" w:cs="微软雅黑"/>
-                <w:b/>
-                <w:bCs/>
+                <w:b w:val="0"/>
+                <w:bCs w:val="0"/>
                 <w:sz w:val="20"/>
                 <w:szCs w:val="20"/>
               </w:rPr>
-              <w:t>审核者：</w:t>
-            </w:r>
-          </w:p>
-        </w:tc>
-        <w:tc>
-          <w:tcPr>
-            <w:tcW w:w="3261" w:type="dxa"/>
+              <w:t>{{"ty_guangzhou1"|sign(46,25)}}</w:t>
+            </w:r>
+          </w:p>
+        </w:tc>
+        <w:tc>
+          <w:tcPr>
+            <w:tcW w:w="945" w:type="dxa"/>
             <w:shd w:val="clear" w:color="auto" w:fill="auto"/>
             <w:tcMar>
               <w:top w:w="28" w:type="dxa"/>
@@ -8774,10 +8494,81 @@
               <w:bottom w:w="28" w:type="dxa"/>
               <w:right w:w="108" w:type="dxa"/>
             </w:tcMar>
-            <w:vAlign w:val="top"/>
-          </w:tcPr>
-          <w:p>
-            <w:pPr>
+            <w:vAlign w:val="center"/>
+          </w:tcPr>
+          <w:p>
+            <w:pPr>
+              <w:jc w:val="left"/>
+              <w:rPr>
+                <w:rFonts w:hint="eastAsia" w:ascii="微软雅黑" w:hAnsi="微软雅黑" w:eastAsia="微软雅黑" w:cs="微软雅黑"/>
+                <w:b/>
+                <w:bCs/>
+                <w:sz w:val="20"/>
+                <w:szCs w:val="20"/>
+              </w:rPr>
+            </w:pPr>
+            <w:r>
+              <w:rPr>
+                <w:rFonts w:hint="eastAsia" w:ascii="微软雅黑" w:hAnsi="微软雅黑" w:eastAsia="微软雅黑" w:cs="微软雅黑"/>
+                <w:b/>
+                <w:bCs/>
+                <w:sz w:val="20"/>
+                <w:szCs w:val="20"/>
+              </w:rPr>
+              <w:t>审核者：</w:t>
+            </w:r>
+          </w:p>
+        </w:tc>
+        <w:tc>
+          <w:tcPr>
+            <w:tcW w:w="2617" w:type="dxa"/>
+            <w:shd w:val="clear" w:color="auto" w:fill="auto"/>
+            <w:tcMar>
+              <w:top w:w="28" w:type="dxa"/>
+              <w:left w:w="108" w:type="dxa"/>
+              <w:bottom w:w="28" w:type="dxa"/>
+              <w:right w:w="108" w:type="dxa"/>
+            </w:tcMar>
+            <w:vAlign w:val="center"/>
+          </w:tcPr>
+          <w:p>
+            <w:pPr>
+              <w:jc w:val="left"/>
+              <w:rPr>
+                <w:rFonts w:hint="eastAsia" w:ascii="微软雅黑" w:hAnsi="微软雅黑" w:eastAsia="微软雅黑" w:cs="微软雅黑"/>
+                <w:b/>
+                <w:bCs/>
+                <w:sz w:val="20"/>
+                <w:szCs w:val="20"/>
+              </w:rPr>
+            </w:pPr>
+            <w:r>
+              <w:rPr>
+                <w:rFonts w:hint="eastAsia" w:ascii="微软雅黑" w:hAnsi="微软雅黑" w:eastAsia="微软雅黑" w:cs="微软雅黑"/>
+                <w:b w:val="0"/>
+                <w:bCs w:val="0"/>
+                <w:sz w:val="20"/>
+                <w:szCs w:val="20"/>
+              </w:rPr>
+              <w:t>{{"ty_guangzhou2"|sign(49,27)}}</w:t>
+            </w:r>
+          </w:p>
+        </w:tc>
+        <w:tc>
+          <w:tcPr>
+            <w:tcW w:w="3183" w:type="dxa"/>
+            <w:shd w:val="clear" w:color="auto" w:fill="auto"/>
+            <w:tcMar>
+              <w:top w:w="28" w:type="dxa"/>
+              <w:left w:w="108" w:type="dxa"/>
+              <w:bottom w:w="28" w:type="dxa"/>
+              <w:right w:w="108" w:type="dxa"/>
+            </w:tcMar>
+            <w:vAlign w:val="center"/>
+          </w:tcPr>
+          <w:p>
+            <w:pPr>
+              <w:jc w:val="left"/>
               <w:rPr>
                 <w:rFonts w:hint="eastAsia" w:ascii="微软雅黑" w:hAnsi="微软雅黑" w:eastAsia="微软雅黑" w:cs="微软雅黑"/>
                 <w:b/>
